--- a/Course/Component 2 - Algorithms and Programming/2.2 Problem Solving and Programming/00 Topic Resources/End-of-Topic Worksheet (editable).docx
+++ b/Course/Component 2 - Algorithms and Programming/2.2 Problem Solving and Programming/00 Topic Resources/End-of-Topic Worksheet (editable).docx
@@ -79,7 +79,7 @@
     </w:p>
     <w:p>
       <w:r>
-        <w:t>Time: ~35 min. Check against the answer key at the end.</w:t>
+        <w:t>Time: ~60 min. Check against the answer key at the end.</w:t>
       </w:r>
     </w:p>
     <w:p>
@@ -92,6 +92,14 @@
     <w:p>
       <w:pPr>
         <w:pStyle w:val="Heading2"/>
+      </w:pPr>
+      <w:r>
+        <w:t>Section A — Skills practice</w:t>
+      </w:r>
+    </w:p>
+    <w:p>
+      <w:pPr>
+        <w:pStyle w:val="Heading3"/>
       </w:pPr>
       <w:r>
         <w:t>1. Key-term match</w:t>
@@ -581,7 +589,7 @@
     </w:p>
     <w:p>
       <w:pPr>
-        <w:pStyle w:val="Heading2"/>
+        <w:pStyle w:val="Heading3"/>
       </w:pPr>
       <w:r>
         <w:t>2. Predict the output — variable SCOPE (local vs global)</w:t>
@@ -836,7 +844,7 @@
     </w:p>
     <w:p>
       <w:pPr>
-        <w:pStyle w:val="Heading2"/>
+        <w:pStyle w:val="Heading3"/>
       </w:pPr>
       <w:r>
         <w:t>3. Predict the output — pass BY VALUE vs BY REFERENCE</w:t>
@@ -1021,7 +1029,7 @@
     </w:p>
     <w:p>
       <w:pPr>
-        <w:pStyle w:val="Heading2"/>
+        <w:pStyle w:val="Heading3"/>
       </w:pPr>
       <w:r>
         <w:t>4. Recursion TRACE — complete the call stack</w:t>
@@ -1579,7 +1587,7 @@
     </w:p>
     <w:p>
       <w:pPr>
-        <w:pStyle w:val="Heading2"/>
+        <w:pStyle w:val="Heading3"/>
       </w:pPr>
       <w:r>
         <w:t>5. Write/complete a class in OCR pseudocode (with inheritance)</w:t>
@@ -1881,7 +1889,7 @@
     </w:p>
     <w:p>
       <w:pPr>
-        <w:pStyle w:val="Heading2"/>
+        <w:pStyle w:val="Heading3"/>
       </w:pPr>
       <w:r>
         <w:t>6. Match the computational method to its use</w:t>
@@ -2103,6 +2111,2035 @@
         </w:rPr>
         <w:t>_</w:t>
       </w:r>
+    </w:p>
+    <w:p>
+      <w:pPr>
+        <w:pBdr>
+          <w:bottom w:val="single" w:sz="6" w:space="1" w:color="AAAAAA"/>
+        </w:pBdr>
+      </w:pPr>
+    </w:p>
+    <w:p>
+      <w:pPr>
+        <w:pStyle w:val="Heading3"/>
+      </w:pPr>
+      <w:r>
+        <w:t>7. Challenge box</w:t>
+      </w:r>
+    </w:p>
+    <w:p>
+      <w:pPr>
+        <w:ind w:left="432"/>
+        <w:shd w:fill="FFF8E7"/>
+      </w:pPr>
+      <w:r>
+        <w:rPr>
+          <w:b/>
+        </w:rPr>
+        <w:t>Challenge — convert iteration to recursion.</w:t>
+      </w:r>
+    </w:p>
+    <w:p>
+      <w:pPr>
+        <w:ind w:left="432"/>
+        <w:shd w:fill="FFF8E7"/>
+      </w:pPr>
+    </w:p>
+    <w:p>
+      <w:pPr>
+        <w:ind w:left="432"/>
+        <w:shd w:fill="FFF8E7"/>
+      </w:pPr>
+      <w:r>
+        <w:t xml:space="preserve">Here is an </w:t>
+      </w:r>
+      <w:r>
+        <w:rPr>
+          <w:b/>
+        </w:rPr>
+        <w:t>iterative</w:t>
+      </w:r>
+      <w:r>
+        <w:t xml:space="preserve"> countdown procedure:</w:t>
+      </w:r>
+    </w:p>
+    <w:p>
+      <w:pPr>
+        <w:ind w:left="432"/>
+        <w:shd w:fill="FFF8E7"/>
+      </w:pPr>
+    </w:p>
+    <w:p>
+      <w:pPr>
+        <w:ind w:left="432"/>
+        <w:shd w:fill="FFF8E7"/>
+      </w:pPr>
+      <w:r>
+        <w:rPr>
+          <w:rFonts w:ascii="Consolas" w:hAnsi="Consolas"/>
+          <w:sz w:val="19"/>
+        </w:rPr>
+        <w:t>`</w:t>
+      </w:r>
+    </w:p>
+    <w:p>
+      <w:pPr>
+        <w:ind w:left="432"/>
+        <w:shd w:fill="FFF8E7"/>
+      </w:pPr>
+      <w:r>
+        <w:t>procedure countdown(n)</w:t>
+      </w:r>
+    </w:p>
+    <w:p>
+      <w:pPr>
+        <w:ind w:left="432"/>
+        <w:shd w:fill="FFF8E7"/>
+      </w:pPr>
+      <w:r>
+        <w:t xml:space="preserve">    while n &gt; 0</w:t>
+      </w:r>
+    </w:p>
+    <w:p>
+      <w:pPr>
+        <w:ind w:left="432"/>
+        <w:shd w:fill="FFF8E7"/>
+      </w:pPr>
+      <w:r>
+        <w:t xml:space="preserve">        print(n)</w:t>
+      </w:r>
+    </w:p>
+    <w:p>
+      <w:pPr>
+        <w:ind w:left="432"/>
+        <w:shd w:fill="FFF8E7"/>
+      </w:pPr>
+      <w:r>
+        <w:t xml:space="preserve">        n = n - 1</w:t>
+      </w:r>
+    </w:p>
+    <w:p>
+      <w:pPr>
+        <w:ind w:left="432"/>
+        <w:shd w:fill="FFF8E7"/>
+      </w:pPr>
+      <w:r>
+        <w:t xml:space="preserve">    endwhile</w:t>
+      </w:r>
+    </w:p>
+    <w:p>
+      <w:pPr>
+        <w:ind w:left="432"/>
+        <w:shd w:fill="FFF8E7"/>
+      </w:pPr>
+      <w:r>
+        <w:t xml:space="preserve">    print("Liftoff")</w:t>
+      </w:r>
+    </w:p>
+    <w:p>
+      <w:pPr>
+        <w:ind w:left="432"/>
+        <w:shd w:fill="FFF8E7"/>
+      </w:pPr>
+      <w:r>
+        <w:t>endprocedure</w:t>
+      </w:r>
+    </w:p>
+    <w:p>
+      <w:pPr>
+        <w:ind w:left="432"/>
+        <w:shd w:fill="FFF8E7"/>
+      </w:pPr>
+      <w:r>
+        <w:rPr>
+          <w:rFonts w:ascii="Consolas" w:hAnsi="Consolas"/>
+          <w:sz w:val="19"/>
+        </w:rPr>
+        <w:t>`</w:t>
+      </w:r>
+    </w:p>
+    <w:p>
+      <w:pPr>
+        <w:ind w:left="432"/>
+        <w:shd w:fill="FFF8E7"/>
+      </w:pPr>
+    </w:p>
+    <w:p>
+      <w:pPr>
+        <w:ind w:left="432"/>
+        <w:shd w:fill="FFF8E7"/>
+      </w:pPr>
+      <w:r>
+        <w:t xml:space="preserve">(i) Rewrite it as a </w:t>
+      </w:r>
+      <w:r>
+        <w:rPr>
+          <w:b/>
+        </w:rPr>
+        <w:t>recursive</w:t>
+      </w:r>
+      <w:r>
+        <w:t xml:space="preserve"> procedure </w:t>
+      </w:r>
+      <w:r>
+        <w:rPr>
+          <w:rFonts w:ascii="Consolas" w:hAnsi="Consolas"/>
+          <w:sz w:val="19"/>
+        </w:rPr>
+        <w:t>countdownR(n)</w:t>
+      </w:r>
+      <w:r>
+        <w:t xml:space="preserve"> with the same output. Clearly mark your </w:t>
+      </w:r>
+      <w:r>
+        <w:rPr>
+          <w:b/>
+        </w:rPr>
+        <w:t>base case</w:t>
+      </w:r>
+      <w:r>
+        <w:t xml:space="preserve"> and your </w:t>
+      </w:r>
+      <w:r>
+        <w:rPr>
+          <w:b/>
+        </w:rPr>
+        <w:t>recursive case</w:t>
+      </w:r>
+      <w:r>
+        <w:t>.</w:t>
+      </w:r>
+    </w:p>
+    <w:p>
+      <w:pPr>
+        <w:ind w:left="432"/>
+        <w:shd w:fill="FFF8E7"/>
+      </w:pPr>
+    </w:p>
+    <w:p>
+      <w:pPr>
+        <w:ind w:left="432"/>
+        <w:shd w:fill="FFF8E7"/>
+      </w:pPr>
+      <w:r>
+        <w:rPr>
+          <w:rFonts w:ascii="Consolas" w:hAnsi="Consolas"/>
+          <w:sz w:val="19"/>
+        </w:rPr>
+        <w:t>`</w:t>
+      </w:r>
+    </w:p>
+    <w:p>
+      <w:pPr>
+        <w:ind w:left="432"/>
+        <w:shd w:fill="FFF8E7"/>
+      </w:pPr>
+      <w:r>
+        <w:t>procedure countdownR(n)</w:t>
+      </w:r>
+    </w:p>
+    <w:p>
+      <w:pPr>
+        <w:ind w:left="432"/>
+        <w:shd w:fill="FFF8E7"/>
+      </w:pPr>
+    </w:p>
+    <w:p>
+      <w:pPr>
+        <w:ind w:left="432"/>
+        <w:shd w:fill="FFF8E7"/>
+      </w:pPr>
+      <w:r>
+        <w:t xml:space="preserve">    </w:t>
+      </w:r>
+      <w:r>
+        <w:rPr>
+          <w:b/>
+        </w:rPr>
+        <w:t>_</w:t>
+      </w:r>
+      <w:r>
+        <w:rPr>
+          <w:b/>
+        </w:rPr>
+        <w:t>_</w:t>
+      </w:r>
+      <w:r>
+        <w:rPr>
+          <w:b/>
+        </w:rPr>
+        <w:t>_</w:t>
+      </w:r>
+      <w:r>
+        <w:rPr>
+          <w:b/>
+        </w:rPr>
+        <w:t>_</w:t>
+      </w:r>
+      <w:r>
+        <w:rPr>
+          <w:b/>
+        </w:rPr>
+        <w:t>_</w:t>
+      </w:r>
+      <w:r>
+        <w:rPr>
+          <w:b/>
+        </w:rPr>
+        <w:t>_</w:t>
+      </w:r>
+      <w:r>
+        <w:rPr>
+          <w:b/>
+        </w:rPr>
+        <w:t>_</w:t>
+      </w:r>
+      <w:r>
+        <w:rPr>
+          <w:b/>
+        </w:rPr>
+        <w:t>_</w:t>
+      </w:r>
+      <w:r>
+        <w:rPr>
+          <w:b/>
+        </w:rPr>
+        <w:t>_</w:t>
+      </w:r>
+      <w:r>
+        <w:rPr>
+          <w:b/>
+        </w:rPr>
+      </w:r>
+    </w:p>
+    <w:p>
+      <w:pPr>
+        <w:ind w:left="432"/>
+        <w:shd w:fill="FFF8E7"/>
+      </w:pPr>
+    </w:p>
+    <w:p>
+      <w:pPr>
+        <w:ind w:left="432"/>
+        <w:shd w:fill="FFF8E7"/>
+      </w:pPr>
+      <w:r>
+        <w:t xml:space="preserve">    </w:t>
+      </w:r>
+      <w:r>
+        <w:rPr>
+          <w:b/>
+        </w:rPr>
+        <w:t>_</w:t>
+      </w:r>
+      <w:r>
+        <w:rPr>
+          <w:b/>
+        </w:rPr>
+        <w:t>_</w:t>
+      </w:r>
+      <w:r>
+        <w:rPr>
+          <w:b/>
+        </w:rPr>
+        <w:t>_</w:t>
+      </w:r>
+      <w:r>
+        <w:rPr>
+          <w:b/>
+        </w:rPr>
+        <w:t>_</w:t>
+      </w:r>
+      <w:r>
+        <w:rPr>
+          <w:b/>
+        </w:rPr>
+        <w:t>_</w:t>
+      </w:r>
+      <w:r>
+        <w:rPr>
+          <w:b/>
+        </w:rPr>
+        <w:t>_</w:t>
+      </w:r>
+      <w:r>
+        <w:rPr>
+          <w:b/>
+        </w:rPr>
+        <w:t>_</w:t>
+      </w:r>
+      <w:r>
+        <w:rPr>
+          <w:b/>
+        </w:rPr>
+        <w:t>_</w:t>
+      </w:r>
+      <w:r>
+        <w:rPr>
+          <w:b/>
+        </w:rPr>
+        <w:t>_</w:t>
+      </w:r>
+      <w:r>
+        <w:rPr>
+          <w:b/>
+        </w:rPr>
+      </w:r>
+    </w:p>
+    <w:p>
+      <w:pPr>
+        <w:ind w:left="432"/>
+        <w:shd w:fill="FFF8E7"/>
+      </w:pPr>
+    </w:p>
+    <w:p>
+      <w:pPr>
+        <w:ind w:left="432"/>
+        <w:shd w:fill="FFF8E7"/>
+      </w:pPr>
+      <w:r>
+        <w:t xml:space="preserve">    </w:t>
+      </w:r>
+      <w:r>
+        <w:rPr>
+          <w:b/>
+        </w:rPr>
+        <w:t>_</w:t>
+      </w:r>
+      <w:r>
+        <w:rPr>
+          <w:b/>
+        </w:rPr>
+        <w:t>_</w:t>
+      </w:r>
+      <w:r>
+        <w:rPr>
+          <w:b/>
+        </w:rPr>
+        <w:t>_</w:t>
+      </w:r>
+      <w:r>
+        <w:rPr>
+          <w:b/>
+        </w:rPr>
+        <w:t>_</w:t>
+      </w:r>
+      <w:r>
+        <w:rPr>
+          <w:b/>
+        </w:rPr>
+        <w:t>_</w:t>
+      </w:r>
+      <w:r>
+        <w:rPr>
+          <w:b/>
+        </w:rPr>
+        <w:t>_</w:t>
+      </w:r>
+      <w:r>
+        <w:rPr>
+          <w:b/>
+        </w:rPr>
+        <w:t>_</w:t>
+      </w:r>
+      <w:r>
+        <w:rPr>
+          <w:b/>
+        </w:rPr>
+        <w:t>_</w:t>
+      </w:r>
+      <w:r>
+        <w:rPr>
+          <w:b/>
+        </w:rPr>
+        <w:t>_</w:t>
+      </w:r>
+      <w:r>
+        <w:rPr>
+          <w:b/>
+        </w:rPr>
+      </w:r>
+    </w:p>
+    <w:p>
+      <w:pPr>
+        <w:ind w:left="432"/>
+        <w:shd w:fill="FFF8E7"/>
+      </w:pPr>
+    </w:p>
+    <w:p>
+      <w:pPr>
+        <w:ind w:left="432"/>
+        <w:shd w:fill="FFF8E7"/>
+      </w:pPr>
+      <w:r>
+        <w:t xml:space="preserve">    </w:t>
+      </w:r>
+      <w:r>
+        <w:rPr>
+          <w:b/>
+        </w:rPr>
+        <w:t>_</w:t>
+      </w:r>
+      <w:r>
+        <w:rPr>
+          <w:b/>
+        </w:rPr>
+        <w:t>_</w:t>
+      </w:r>
+      <w:r>
+        <w:rPr>
+          <w:b/>
+        </w:rPr>
+        <w:t>_</w:t>
+      </w:r>
+      <w:r>
+        <w:rPr>
+          <w:b/>
+        </w:rPr>
+        <w:t>_</w:t>
+      </w:r>
+      <w:r>
+        <w:rPr>
+          <w:b/>
+        </w:rPr>
+        <w:t>_</w:t>
+      </w:r>
+      <w:r>
+        <w:rPr>
+          <w:b/>
+        </w:rPr>
+        <w:t>_</w:t>
+      </w:r>
+      <w:r>
+        <w:rPr>
+          <w:b/>
+        </w:rPr>
+        <w:t>_</w:t>
+      </w:r>
+      <w:r>
+        <w:rPr>
+          <w:b/>
+        </w:rPr>
+        <w:t>_</w:t>
+      </w:r>
+      <w:r>
+        <w:rPr>
+          <w:b/>
+        </w:rPr>
+        <w:t>_</w:t>
+      </w:r>
+      <w:r>
+        <w:rPr>
+          <w:b/>
+        </w:rPr>
+      </w:r>
+    </w:p>
+    <w:p>
+      <w:pPr>
+        <w:ind w:left="432"/>
+        <w:shd w:fill="FFF8E7"/>
+      </w:pPr>
+    </w:p>
+    <w:p>
+      <w:pPr>
+        <w:ind w:left="432"/>
+        <w:shd w:fill="FFF8E7"/>
+      </w:pPr>
+      <w:r>
+        <w:t>endprocedure</w:t>
+      </w:r>
+    </w:p>
+    <w:p>
+      <w:pPr>
+        <w:ind w:left="432"/>
+        <w:shd w:fill="FFF8E7"/>
+      </w:pPr>
+      <w:r>
+        <w:rPr>
+          <w:rFonts w:ascii="Consolas" w:hAnsi="Consolas"/>
+          <w:sz w:val="19"/>
+        </w:rPr>
+        <w:t>`</w:t>
+      </w:r>
+    </w:p>
+    <w:p>
+      <w:pPr>
+        <w:ind w:left="432"/>
+        <w:shd w:fill="FFF8E7"/>
+      </w:pPr>
+    </w:p>
+    <w:p>
+      <w:pPr>
+        <w:ind w:left="432"/>
+        <w:shd w:fill="FFF8E7"/>
+      </w:pPr>
+      <w:r>
+        <w:t xml:space="preserve">(ii) State </w:t>
+      </w:r>
+      <w:r>
+        <w:rPr>
+          <w:b/>
+        </w:rPr>
+        <w:t>one</w:t>
+      </w:r>
+      <w:r>
+        <w:t xml:space="preserve"> advantage and </w:t>
+      </w:r>
+      <w:r>
+        <w:rPr>
+          <w:b/>
+        </w:rPr>
+        <w:t>one</w:t>
+      </w:r>
+      <w:r>
+        <w:t xml:space="preserve"> disadvantage of the recursive version compared with the iterative one.</w:t>
+      </w:r>
+    </w:p>
+    <w:p>
+      <w:pPr>
+        <w:ind w:left="432"/>
+        <w:shd w:fill="FFF8E7"/>
+      </w:pPr>
+    </w:p>
+    <w:p>
+      <w:pPr>
+        <w:ind w:left="432"/>
+        <w:shd w:fill="FFF8E7"/>
+      </w:pPr>
+      <w:r>
+        <w:rPr>
+          <w:b/>
+        </w:rPr>
+        <w:t>_</w:t>
+      </w:r>
+      <w:r>
+        <w:rPr>
+          <w:b/>
+        </w:rPr>
+        <w:t>_</w:t>
+      </w:r>
+      <w:r>
+        <w:rPr>
+          <w:b/>
+        </w:rPr>
+        <w:t>_</w:t>
+      </w:r>
+      <w:r>
+        <w:rPr>
+          <w:b/>
+        </w:rPr>
+        <w:t>_</w:t>
+      </w:r>
+      <w:r>
+        <w:rPr>
+          <w:b/>
+        </w:rPr>
+        <w:t>_</w:t>
+      </w:r>
+      <w:r>
+        <w:rPr>
+          <w:b/>
+        </w:rPr>
+        <w:t>_</w:t>
+      </w:r>
+      <w:r>
+        <w:rPr>
+          <w:b/>
+        </w:rPr>
+        <w:t>_</w:t>
+      </w:r>
+      <w:r>
+        <w:rPr>
+          <w:b/>
+        </w:rPr>
+        <w:t>_</w:t>
+      </w:r>
+      <w:r>
+        <w:rPr>
+          <w:b/>
+        </w:rPr>
+        <w:t>_</w:t>
+      </w:r>
+      <w:r>
+        <w:rPr>
+          <w:b/>
+        </w:rPr>
+        <w:t>_</w:t>
+      </w:r>
+      <w:r>
+        <w:rPr>
+          <w:b/>
+        </w:rPr>
+        <w:t>_</w:t>
+      </w:r>
+      <w:r>
+        <w:rPr>
+          <w:b/>
+        </w:rPr>
+        <w:t>_</w:t>
+      </w:r>
+      <w:r>
+        <w:rPr>
+          <w:b/>
+        </w:rPr>
+        <w:t>_</w:t>
+      </w:r>
+      <w:r>
+        <w:rPr>
+          <w:b/>
+        </w:rPr>
+      </w:r>
+    </w:p>
+    <w:p>
+      <w:pPr>
+        <w:ind w:left="432"/>
+        <w:shd w:fill="FFF8E7"/>
+      </w:pPr>
+    </w:p>
+    <w:p>
+      <w:pPr>
+        <w:ind w:left="432"/>
+        <w:shd w:fill="FFF8E7"/>
+      </w:pPr>
+      <w:r>
+        <w:rPr>
+          <w:b/>
+        </w:rPr>
+        <w:t>_</w:t>
+      </w:r>
+      <w:r>
+        <w:rPr>
+          <w:b/>
+        </w:rPr>
+        <w:t>_</w:t>
+      </w:r>
+      <w:r>
+        <w:rPr>
+          <w:b/>
+        </w:rPr>
+        <w:t>_</w:t>
+      </w:r>
+      <w:r>
+        <w:rPr>
+          <w:b/>
+        </w:rPr>
+        <w:t>_</w:t>
+      </w:r>
+      <w:r>
+        <w:rPr>
+          <w:b/>
+        </w:rPr>
+        <w:t>_</w:t>
+      </w:r>
+      <w:r>
+        <w:rPr>
+          <w:b/>
+        </w:rPr>
+        <w:t>_</w:t>
+      </w:r>
+      <w:r>
+        <w:rPr>
+          <w:b/>
+        </w:rPr>
+        <w:t>_</w:t>
+      </w:r>
+      <w:r>
+        <w:rPr>
+          <w:b/>
+        </w:rPr>
+        <w:t>_</w:t>
+      </w:r>
+      <w:r>
+        <w:rPr>
+          <w:b/>
+        </w:rPr>
+        <w:t>_</w:t>
+      </w:r>
+      <w:r>
+        <w:rPr>
+          <w:b/>
+        </w:rPr>
+        <w:t>_</w:t>
+      </w:r>
+      <w:r>
+        <w:rPr>
+          <w:b/>
+        </w:rPr>
+        <w:t>_</w:t>
+      </w:r>
+      <w:r>
+        <w:rPr>
+          <w:b/>
+        </w:rPr>
+        <w:t>_</w:t>
+      </w:r>
+      <w:r>
+        <w:rPr>
+          <w:b/>
+        </w:rPr>
+        <w:t>_</w:t>
+      </w:r>
+      <w:r>
+        <w:rPr>
+          <w:b/>
+        </w:rPr>
+      </w:r>
+    </w:p>
+    <w:p>
+      <w:pPr>
+        <w:pBdr>
+          <w:bottom w:val="single" w:sz="6" w:space="1" w:color="AAAAAA"/>
+        </w:pBdr>
+      </w:pPr>
+    </w:p>
+    <w:p>
+      <w:pPr>
+        <w:pStyle w:val="Heading3"/>
+      </w:pPr>
+      <w:r>
+        <w:t>8. Recursion trace II — sum of digits (examiner weak spot)</w:t>
+      </w:r>
+    </w:p>
+    <w:p>
+      <w:r>
+        <w:rPr>
+          <w:i/>
+        </w:rPr>
+        <w:t>Examiners consistently report that recursion tracing is the weakest-answered topic in Component 02. Here is a second, different trace — this time the recursive call changes `n` with `DIV`, not subtraction.</w:t>
+      </w:r>
+    </w:p>
+    <w:p>
+      <w:pPr>
+        <w:shd w:fill="F2F2F2"/>
+      </w:pPr>
+      <w:r>
+        <w:rPr>
+          <w:rFonts w:ascii="Consolas" w:hAnsi="Consolas"/>
+          <w:sz w:val="18"/>
+        </w:rPr>
+        <w:t>function sumDigits(n)</w:t>
+        <w:br/>
+        <w:t xml:space="preserve">    if n &lt; 10 then</w:t>
+        <w:br/>
+        <w:t xml:space="preserve">        return n</w:t>
+        <w:br/>
+        <w:t xml:space="preserve">    else</w:t>
+        <w:br/>
+        <w:t xml:space="preserve">        return (n MOD 10) + sumDigits(n DIV 10)</w:t>
+        <w:br/>
+        <w:t xml:space="preserve">    endif</w:t>
+        <w:br/>
+        <w:t>endfunction</w:t>
+        <w:br/>
+        <w:br/>
+        <w:t>print(sumDigits(4726))</w:t>
+      </w:r>
+    </w:p>
+    <w:p>
+      <w:r>
+        <w:rPr>
+          <w:b/>
+        </w:rPr>
+        <w:t>(a)</w:t>
+      </w:r>
+      <w:r>
+        <w:t xml:space="preserve"> Complete the call-stack table. Frames are </w:t>
+      </w:r>
+      <w:r>
+        <w:rPr>
+          <w:b/>
+        </w:rPr>
+        <w:t>pushed</w:t>
+      </w:r>
+      <w:r>
+        <w:t xml:space="preserve"> going down the table; values are </w:t>
+      </w:r>
+      <w:r>
+        <w:rPr>
+          <w:b/>
+        </w:rPr>
+        <w:t>returned</w:t>
+      </w:r>
+      <w:r>
+        <w:t xml:space="preserve"> as each frame is </w:t>
+      </w:r>
+      <w:r>
+        <w:rPr>
+          <w:b/>
+        </w:rPr>
+        <w:t>popped</w:t>
+      </w:r>
+      <w:r>
+        <w:t>, in LIFO order.</w:t>
+      </w:r>
+    </w:p>
+    <w:tbl>
+      <w:tblPr>
+        <w:tblStyle w:val="TableGrid"/>
+        <w:tblW w:type="auto" w:w="0"/>
+        <w:tblLook w:firstColumn="1" w:firstRow="1" w:lastColumn="0" w:lastRow="0" w:noHBand="0" w:noVBand="1" w:val="04A0"/>
+      </w:tblPr>
+      <w:tblGrid>
+        <w:gridCol w:w="2160"/>
+        <w:gridCol w:w="2160"/>
+        <w:gridCol w:w="2160"/>
+        <w:gridCol w:w="2160"/>
+      </w:tblGrid>
+      <w:tr>
+        <w:tc>
+          <w:tcPr>
+            <w:tcW w:type="dxa" w:w="2160"/>
+            <w:shd w:fill="D9E2F3"/>
+          </w:tcPr>
+          <w:p>
+            <w:r>
+              <w:rPr>
+                <w:b/>
+              </w:rPr>
+            </w:r>
+            <w:r>
+              <w:rPr>
+                <w:b/>
+              </w:rPr>
+              <w:t>Call (frame pushed)</w:t>
+            </w:r>
+          </w:p>
+        </w:tc>
+        <w:tc>
+          <w:tcPr>
+            <w:tcW w:type="dxa" w:w="2160"/>
+            <w:shd w:fill="D9E2F3"/>
+          </w:tcPr>
+          <w:p>
+            <w:r>
+              <w:rPr>
+                <w:b/>
+              </w:rPr>
+            </w:r>
+            <w:r>
+              <w:rPr>
+                <w:b/>
+              </w:rPr>
+              <w:t>Base case reached?</w:t>
+            </w:r>
+          </w:p>
+        </w:tc>
+        <w:tc>
+          <w:tcPr>
+            <w:tcW w:type="dxa" w:w="2160"/>
+            <w:shd w:fill="D9E2F3"/>
+          </w:tcPr>
+          <w:p>
+            <w:r>
+              <w:rPr>
+                <w:b/>
+              </w:rPr>
+            </w:r>
+            <w:r>
+              <w:rPr>
+                <w:b/>
+              </w:rPr>
+              <w:t>Expression returned</w:t>
+            </w:r>
+          </w:p>
+        </w:tc>
+        <w:tc>
+          <w:tcPr>
+            <w:tcW w:type="dxa" w:w="2160"/>
+            <w:shd w:fill="D9E2F3"/>
+          </w:tcPr>
+          <w:p>
+            <w:r>
+              <w:rPr>
+                <w:b/>
+              </w:rPr>
+            </w:r>
+            <w:r>
+              <w:rPr>
+                <w:b/>
+              </w:rPr>
+              <w:t>Value returned (on pop)</w:t>
+            </w:r>
+          </w:p>
+        </w:tc>
+      </w:tr>
+      <w:tr>
+        <w:tc>
+          <w:tcPr>
+            <w:tcW w:type="dxa" w:w="2160"/>
+          </w:tcPr>
+          <w:p>
+            <w:r/>
+            <w:r>
+              <w:t>sumDigits(4726)</w:t>
+            </w:r>
+          </w:p>
+        </w:tc>
+        <w:tc>
+          <w:tcPr>
+            <w:tcW w:type="dxa" w:w="2160"/>
+          </w:tcPr>
+          <w:p>
+            <w:r/>
+            <w:r>
+              <w:t>No</w:t>
+            </w:r>
+          </w:p>
+        </w:tc>
+        <w:tc>
+          <w:tcPr>
+            <w:tcW w:type="dxa" w:w="2160"/>
+          </w:tcPr>
+          <w:p>
+            <w:r/>
+            <w:r>
+              <w:t>6 + sumDigits(472)</w:t>
+            </w:r>
+          </w:p>
+        </w:tc>
+        <w:tc>
+          <w:tcPr>
+            <w:tcW w:type="dxa" w:w="2160"/>
+          </w:tcPr>
+          <w:p>
+            <w:r/>
+            <w:r>
+              <w:rPr>
+                <w:b/>
+              </w:rPr>
+              <w:t>_</w:t>
+            </w:r>
+            <w:r>
+              <w:rPr>
+                <w:b/>
+              </w:rPr>
+            </w:r>
+          </w:p>
+        </w:tc>
+      </w:tr>
+      <w:tr>
+        <w:tc>
+          <w:tcPr>
+            <w:tcW w:type="dxa" w:w="2160"/>
+          </w:tcPr>
+          <w:p>
+            <w:r/>
+            <w:r>
+              <w:t>sumDigits(</w:t>
+            </w:r>
+            <w:r>
+              <w:rPr>
+                <w:b/>
+              </w:rPr>
+              <w:t>_</w:t>
+            </w:r>
+            <w:r>
+              <w:t>_)</w:t>
+            </w:r>
+          </w:p>
+        </w:tc>
+        <w:tc>
+          <w:tcPr>
+            <w:tcW w:type="dxa" w:w="2160"/>
+          </w:tcPr>
+          <w:p>
+            <w:r/>
+            <w:r>
+              <w:t>No</w:t>
+            </w:r>
+          </w:p>
+        </w:tc>
+        <w:tc>
+          <w:tcPr>
+            <w:tcW w:type="dxa" w:w="2160"/>
+          </w:tcPr>
+          <w:p>
+            <w:r/>
+            <w:r>
+              <w:rPr>
+                <w:b/>
+              </w:rPr>
+              <w:t>__ + sumDigits(</w:t>
+            </w:r>
+            <w:r>
+              <w:t>____)</w:t>
+            </w:r>
+          </w:p>
+        </w:tc>
+        <w:tc>
+          <w:tcPr>
+            <w:tcW w:type="dxa" w:w="2160"/>
+          </w:tcPr>
+          <w:p>
+            <w:r/>
+            <w:r>
+              <w:rPr>
+                <w:b/>
+              </w:rPr>
+              <w:t>_</w:t>
+            </w:r>
+            <w:r>
+              <w:rPr>
+                <w:b/>
+              </w:rPr>
+            </w:r>
+          </w:p>
+        </w:tc>
+      </w:tr>
+      <w:tr>
+        <w:tc>
+          <w:tcPr>
+            <w:tcW w:type="dxa" w:w="2160"/>
+          </w:tcPr>
+          <w:p>
+            <w:r/>
+            <w:r>
+              <w:t>sumDigits(</w:t>
+            </w:r>
+            <w:r>
+              <w:rPr>
+                <w:b/>
+              </w:rPr>
+              <w:t>_</w:t>
+            </w:r>
+            <w:r>
+              <w:t>_)</w:t>
+            </w:r>
+          </w:p>
+        </w:tc>
+        <w:tc>
+          <w:tcPr>
+            <w:tcW w:type="dxa" w:w="2160"/>
+          </w:tcPr>
+          <w:p>
+            <w:r/>
+            <w:r>
+              <w:t>No</w:t>
+            </w:r>
+          </w:p>
+        </w:tc>
+        <w:tc>
+          <w:tcPr>
+            <w:tcW w:type="dxa" w:w="2160"/>
+          </w:tcPr>
+          <w:p>
+            <w:r/>
+            <w:r>
+              <w:rPr>
+                <w:b/>
+              </w:rPr>
+              <w:t>__ + sumDigits(</w:t>
+            </w:r>
+            <w:r>
+              <w:t>____)</w:t>
+            </w:r>
+          </w:p>
+        </w:tc>
+        <w:tc>
+          <w:tcPr>
+            <w:tcW w:type="dxa" w:w="2160"/>
+          </w:tcPr>
+          <w:p>
+            <w:r/>
+            <w:r>
+              <w:rPr>
+                <w:b/>
+              </w:rPr>
+              <w:t>_</w:t>
+            </w:r>
+            <w:r>
+              <w:rPr>
+                <w:b/>
+              </w:rPr>
+            </w:r>
+          </w:p>
+        </w:tc>
+      </w:tr>
+      <w:tr>
+        <w:tc>
+          <w:tcPr>
+            <w:tcW w:type="dxa" w:w="2160"/>
+          </w:tcPr>
+          <w:p>
+            <w:r/>
+            <w:r>
+              <w:t>sumDigits(</w:t>
+            </w:r>
+            <w:r>
+              <w:rPr>
+                <w:b/>
+              </w:rPr>
+              <w:t>_</w:t>
+            </w:r>
+            <w:r>
+              <w:t>_)</w:t>
+            </w:r>
+          </w:p>
+        </w:tc>
+        <w:tc>
+          <w:tcPr>
+            <w:tcW w:type="dxa" w:w="2160"/>
+          </w:tcPr>
+          <w:p>
+            <w:r/>
+            <w:r>
+              <w:rPr>
+                <w:b/>
+              </w:rPr>
+              <w:t>Yes</w:t>
+            </w:r>
+          </w:p>
+        </w:tc>
+        <w:tc>
+          <w:tcPr>
+            <w:tcW w:type="dxa" w:w="2160"/>
+          </w:tcPr>
+          <w:p>
+            <w:r/>
+            <w:r>
+              <w:t xml:space="preserve">return </w:t>
+            </w:r>
+            <w:r>
+              <w:rPr>
+                <w:b/>
+              </w:rPr>
+              <w:t>_</w:t>
+            </w:r>
+            <w:r>
+              <w:t>_</w:t>
+            </w:r>
+          </w:p>
+        </w:tc>
+        <w:tc>
+          <w:tcPr>
+            <w:tcW w:type="dxa" w:w="2160"/>
+          </w:tcPr>
+          <w:p>
+            <w:r/>
+            <w:r>
+              <w:rPr>
+                <w:b/>
+              </w:rPr>
+              <w:t>_</w:t>
+            </w:r>
+            <w:r>
+              <w:rPr>
+                <w:b/>
+              </w:rPr>
+            </w:r>
+          </w:p>
+        </w:tc>
+      </w:tr>
+    </w:tbl>
+    <w:p/>
+    <w:p>
+      <w:r>
+        <w:rPr>
+          <w:b/>
+        </w:rPr>
+        <w:t>(b)</w:t>
+      </w:r>
+      <w:r>
+        <w:t xml:space="preserve"> Final value printed by </w:t>
+      </w:r>
+      <w:r>
+        <w:rPr>
+          <w:rFonts w:ascii="Consolas" w:hAnsi="Consolas"/>
+          <w:sz w:val="19"/>
+        </w:rPr>
+        <w:t>print(sumDigits(4726))</w:t>
+      </w:r>
+      <w:r>
+        <w:t xml:space="preserve">: </w:t>
+      </w:r>
+      <w:r>
+        <w:rPr>
+          <w:b/>
+        </w:rPr>
+        <w:t>_</w:t>
+      </w:r>
+      <w:r>
+        <w:rPr>
+          <w:b/>
+        </w:rPr>
+        <w:t>_</w:t>
+      </w:r>
+      <w:r>
+        <w:rPr>
+          <w:b/>
+        </w:rPr>
+      </w:r>
+    </w:p>
+    <w:p>
+      <w:r>
+        <w:rPr>
+          <w:b/>
+        </w:rPr>
+        <w:t>(c)</w:t>
+      </w:r>
+      <w:r>
+        <w:t xml:space="preserve"> What is the </w:t>
+      </w:r>
+      <w:r>
+        <w:rPr>
+          <w:b/>
+        </w:rPr>
+        <w:t>maximum number of `sumDigits` frames</w:t>
+      </w:r>
+      <w:r>
+        <w:t xml:space="preserve"> on the call stack at the same time? </w:t>
+      </w:r>
+      <w:r>
+        <w:rPr>
+          <w:b/>
+        </w:rPr>
+        <w:t>_</w:t>
+      </w:r>
+      <w:r>
+        <w:rPr>
+          <w:b/>
+        </w:rPr>
+        <w:t>_</w:t>
+      </w:r>
+      <w:r>
+        <w:rPr>
+          <w:b/>
+        </w:rPr>
+      </w:r>
+    </w:p>
+    <w:p>
+      <w:r>
+        <w:rPr>
+          <w:b/>
+        </w:rPr>
+        <w:t>(d)</w:t>
+      </w:r>
+      <w:r>
+        <w:t xml:space="preserve"> Which call </w:t>
+      </w:r>
+      <w:r>
+        <w:rPr>
+          <w:b/>
+        </w:rPr>
+        <w:t>finishes (returns) first</w:t>
+      </w:r>
+      <w:r>
+        <w:t>, and why does the LIFO behaviour of the stack make this so?</w:t>
+      </w:r>
+    </w:p>
+    <w:p>
+      <w:pPr>
+        <w:pBdr>
+          <w:bottom w:val="single" w:sz="6" w:space="1" w:color="AAAAAA"/>
+        </w:pBdr>
+      </w:pPr>
+    </w:p>
+    <w:p>
+      <w:pPr>
+        <w:pBdr>
+          <w:bottom w:val="single" w:sz="6" w:space="1" w:color="AAAAAA"/>
+        </w:pBdr>
+      </w:pPr>
+    </w:p>
+    <w:p>
+      <w:pPr>
+        <w:pBdr>
+          <w:bottom w:val="single" w:sz="6" w:space="1" w:color="AAAAAA"/>
+        </w:pBdr>
+      </w:pPr>
+    </w:p>
+    <w:p>
+      <w:pPr>
+        <w:pStyle w:val="Heading3"/>
+      </w:pPr>
+      <w:r>
+        <w:t>9. Find and fix the error — debugging OCR pseudocode</w:t>
+      </w:r>
+    </w:p>
+    <w:p>
+      <w:r>
+        <w:t xml:space="preserve">The function below is </w:t>
+      </w:r>
+      <w:r>
+        <w:rPr>
+          <w:b/>
+        </w:rPr>
+        <w:t>intended</w:t>
+      </w:r>
+      <w:r>
+        <w:t xml:space="preserve"> to return the largest value in the array </w:t>
+      </w:r>
+      <w:r>
+        <w:rPr>
+          <w:rFonts w:ascii="Consolas" w:hAnsi="Consolas"/>
+          <w:sz w:val="19"/>
+        </w:rPr>
+        <w:t>arr</w:t>
+      </w:r>
+      <w:r>
+        <w:t xml:space="preserve"> (which always contains at least one number, and may contain negative numbers). It contains </w:t>
+      </w:r>
+      <w:r>
+        <w:rPr>
+          <w:b/>
+        </w:rPr>
+        <w:t>three errors</w:t>
+      </w:r>
+      <w:r>
+        <w:t xml:space="preserve">: one </w:t>
+      </w:r>
+      <w:r>
+        <w:rPr>
+          <w:b/>
+        </w:rPr>
+        <w:t>syntax</w:t>
+      </w:r>
+      <w:r>
+        <w:t xml:space="preserve"> error and two </w:t>
+      </w:r>
+      <w:r>
+        <w:rPr>
+          <w:b/>
+        </w:rPr>
+        <w:t>logic</w:t>
+      </w:r>
+      <w:r>
+        <w:t xml:space="preserve"> errors.</w:t>
+      </w:r>
+    </w:p>
+    <w:p>
+      <w:pPr>
+        <w:shd w:fill="F2F2F2"/>
+      </w:pPr>
+      <w:r>
+        <w:rPr>
+          <w:rFonts w:ascii="Consolas" w:hAnsi="Consolas"/>
+          <w:sz w:val="18"/>
+        </w:rPr>
+        <w:t>01  function findMax(arr:array)</w:t>
+        <w:br/>
+        <w:t>02      max = 0</w:t>
+        <w:br/>
+        <w:t>03      for i = 0 to arr.length</w:t>
+        <w:br/>
+        <w:t>04          if arr[i] &gt; max then</w:t>
+        <w:br/>
+        <w:t>05              max = arr[i]</w:t>
+        <w:br/>
+        <w:t>06      next i</w:t>
+        <w:br/>
+        <w:t>07      return max</w:t>
+        <w:br/>
+        <w:t>08  endfunction</w:t>
+      </w:r>
+    </w:p>
+    <w:p>
+      <w:r>
+        <w:rPr>
+          <w:b/>
+        </w:rPr>
+        <w:t>(a)</w:t>
+      </w:r>
+      <w:r>
+        <w:t xml:space="preserve"> Complete the table — identify each error, classify it, and give the fix.</w:t>
+      </w:r>
+    </w:p>
+    <w:tbl>
+      <w:tblPr>
+        <w:tblStyle w:val="TableGrid"/>
+        <w:tblW w:type="auto" w:w="0"/>
+        <w:tblLook w:firstColumn="1" w:firstRow="1" w:lastColumn="0" w:lastRow="0" w:noHBand="0" w:noVBand="1" w:val="04A0"/>
+      </w:tblPr>
+      <w:tblGrid>
+        <w:gridCol w:w="2160"/>
+        <w:gridCol w:w="2160"/>
+        <w:gridCol w:w="2160"/>
+        <w:gridCol w:w="2160"/>
+      </w:tblGrid>
+      <w:tr>
+        <w:tc>
+          <w:tcPr>
+            <w:tcW w:type="dxa" w:w="2160"/>
+            <w:shd w:fill="D9E2F3"/>
+          </w:tcPr>
+          <w:p>
+            <w:r>
+              <w:rPr>
+                <w:b/>
+              </w:rPr>
+            </w:r>
+            <w:r>
+              <w:rPr>
+                <w:b/>
+              </w:rPr>
+              <w:t>Line</w:t>
+            </w:r>
+          </w:p>
+        </w:tc>
+        <w:tc>
+          <w:tcPr>
+            <w:tcW w:type="dxa" w:w="2160"/>
+            <w:shd w:fill="D9E2F3"/>
+          </w:tcPr>
+          <w:p>
+            <w:r>
+              <w:rPr>
+                <w:b/>
+              </w:rPr>
+            </w:r>
+            <w:r>
+              <w:rPr>
+                <w:b/>
+              </w:rPr>
+              <w:t>Syntax or logic?</w:t>
+            </w:r>
+          </w:p>
+        </w:tc>
+        <w:tc>
+          <w:tcPr>
+            <w:tcW w:type="dxa" w:w="2160"/>
+            <w:shd w:fill="D9E2F3"/>
+          </w:tcPr>
+          <w:p>
+            <w:r>
+              <w:rPr>
+                <w:b/>
+              </w:rPr>
+            </w:r>
+            <w:r>
+              <w:rPr>
+                <w:b/>
+              </w:rPr>
+              <w:t>What is wrong</w:t>
+            </w:r>
+          </w:p>
+        </w:tc>
+        <w:tc>
+          <w:tcPr>
+            <w:tcW w:type="dxa" w:w="2160"/>
+            <w:shd w:fill="D9E2F3"/>
+          </w:tcPr>
+          <w:p>
+            <w:r>
+              <w:rPr>
+                <w:b/>
+              </w:rPr>
+            </w:r>
+            <w:r>
+              <w:rPr>
+                <w:b/>
+              </w:rPr>
+              <w:t>Corrected line / fix</w:t>
+            </w:r>
+          </w:p>
+        </w:tc>
+      </w:tr>
+      <w:tr>
+        <w:tc>
+          <w:tcPr>
+            <w:tcW w:type="dxa" w:w="2160"/>
+          </w:tcPr>
+          <w:p>
+            <w:r/>
+            <w:r>
+              <w:rPr>
+                <w:b/>
+              </w:rPr>
+            </w:r>
+          </w:p>
+        </w:tc>
+        <w:tc>
+          <w:tcPr>
+            <w:tcW w:type="dxa" w:w="2160"/>
+          </w:tcPr>
+          <w:p>
+            <w:r/>
+            <w:r>
+              <w:rPr>
+                <w:b/>
+              </w:rPr>
+              <w:t>_</w:t>
+            </w:r>
+            <w:r>
+              <w:rPr>
+                <w:b/>
+              </w:rPr>
+              <w:t>_</w:t>
+            </w:r>
+            <w:r>
+              <w:rPr>
+                <w:b/>
+              </w:rPr>
+            </w:r>
+          </w:p>
+        </w:tc>
+        <w:tc>
+          <w:tcPr>
+            <w:tcW w:type="dxa" w:w="2160"/>
+          </w:tcPr>
+          <w:p>
+            <w:r/>
+            <w:r>
+              <w:rPr>
+                <w:b/>
+              </w:rPr>
+              <w:t>_</w:t>
+            </w:r>
+            <w:r>
+              <w:rPr>
+                <w:b/>
+              </w:rPr>
+              <w:t>_</w:t>
+            </w:r>
+            <w:r>
+              <w:rPr>
+                <w:b/>
+              </w:rPr>
+              <w:t>_</w:t>
+            </w:r>
+            <w:r>
+              <w:rPr>
+                <w:b/>
+              </w:rPr>
+              <w:t>_</w:t>
+            </w:r>
+            <w:r>
+              <w:rPr>
+                <w:b/>
+              </w:rPr>
+              <w:t>_</w:t>
+            </w:r>
+            <w:r>
+              <w:rPr>
+                <w:b/>
+              </w:rPr>
+              <w:t>_</w:t>
+            </w:r>
+          </w:p>
+        </w:tc>
+        <w:tc>
+          <w:tcPr>
+            <w:tcW w:type="dxa" w:w="2160"/>
+          </w:tcPr>
+          <w:p>
+            <w:r/>
+            <w:r>
+              <w:rPr>
+                <w:b/>
+              </w:rPr>
+              <w:t>_</w:t>
+            </w:r>
+            <w:r>
+              <w:rPr>
+                <w:b/>
+              </w:rPr>
+              <w:t>_</w:t>
+            </w:r>
+            <w:r>
+              <w:rPr>
+                <w:b/>
+              </w:rPr>
+              <w:t>_</w:t>
+            </w:r>
+            <w:r>
+              <w:rPr>
+                <w:b/>
+              </w:rPr>
+              <w:t>_</w:t>
+            </w:r>
+            <w:r>
+              <w:rPr>
+                <w:b/>
+              </w:rPr>
+              <w:t>_</w:t>
+            </w:r>
+            <w:r>
+              <w:rPr>
+                <w:b/>
+              </w:rPr>
+              <w:t>_</w:t>
+            </w:r>
+          </w:p>
+        </w:tc>
+      </w:tr>
+      <w:tr>
+        <w:tc>
+          <w:tcPr>
+            <w:tcW w:type="dxa" w:w="2160"/>
+          </w:tcPr>
+          <w:p>
+            <w:r/>
+            <w:r>
+              <w:rPr>
+                <w:b/>
+              </w:rPr>
+            </w:r>
+          </w:p>
+        </w:tc>
+        <w:tc>
+          <w:tcPr>
+            <w:tcW w:type="dxa" w:w="2160"/>
+          </w:tcPr>
+          <w:p>
+            <w:r/>
+            <w:r>
+              <w:rPr>
+                <w:b/>
+              </w:rPr>
+              <w:t>_</w:t>
+            </w:r>
+            <w:r>
+              <w:rPr>
+                <w:b/>
+              </w:rPr>
+              <w:t>_</w:t>
+            </w:r>
+            <w:r>
+              <w:rPr>
+                <w:b/>
+              </w:rPr>
+            </w:r>
+          </w:p>
+        </w:tc>
+        <w:tc>
+          <w:tcPr>
+            <w:tcW w:type="dxa" w:w="2160"/>
+          </w:tcPr>
+          <w:p>
+            <w:r/>
+            <w:r>
+              <w:rPr>
+                <w:b/>
+              </w:rPr>
+              <w:t>_</w:t>
+            </w:r>
+            <w:r>
+              <w:rPr>
+                <w:b/>
+              </w:rPr>
+              <w:t>_</w:t>
+            </w:r>
+            <w:r>
+              <w:rPr>
+                <w:b/>
+              </w:rPr>
+              <w:t>_</w:t>
+            </w:r>
+            <w:r>
+              <w:rPr>
+                <w:b/>
+              </w:rPr>
+              <w:t>_</w:t>
+            </w:r>
+            <w:r>
+              <w:rPr>
+                <w:b/>
+              </w:rPr>
+              <w:t>_</w:t>
+            </w:r>
+            <w:r>
+              <w:rPr>
+                <w:b/>
+              </w:rPr>
+              <w:t>_</w:t>
+            </w:r>
+          </w:p>
+        </w:tc>
+        <w:tc>
+          <w:tcPr>
+            <w:tcW w:type="dxa" w:w="2160"/>
+          </w:tcPr>
+          <w:p>
+            <w:r/>
+            <w:r>
+              <w:rPr>
+                <w:b/>
+              </w:rPr>
+              <w:t>_</w:t>
+            </w:r>
+            <w:r>
+              <w:rPr>
+                <w:b/>
+              </w:rPr>
+              <w:t>_</w:t>
+            </w:r>
+            <w:r>
+              <w:rPr>
+                <w:b/>
+              </w:rPr>
+              <w:t>_</w:t>
+            </w:r>
+            <w:r>
+              <w:rPr>
+                <w:b/>
+              </w:rPr>
+              <w:t>_</w:t>
+            </w:r>
+            <w:r>
+              <w:rPr>
+                <w:b/>
+              </w:rPr>
+              <w:t>_</w:t>
+            </w:r>
+            <w:r>
+              <w:rPr>
+                <w:b/>
+              </w:rPr>
+              <w:t>_</w:t>
+            </w:r>
+          </w:p>
+        </w:tc>
+      </w:tr>
+      <w:tr>
+        <w:tc>
+          <w:tcPr>
+            <w:tcW w:type="dxa" w:w="2160"/>
+          </w:tcPr>
+          <w:p>
+            <w:r/>
+            <w:r>
+              <w:rPr>
+                <w:b/>
+              </w:rPr>
+            </w:r>
+          </w:p>
+        </w:tc>
+        <w:tc>
+          <w:tcPr>
+            <w:tcW w:type="dxa" w:w="2160"/>
+          </w:tcPr>
+          <w:p>
+            <w:r/>
+            <w:r>
+              <w:rPr>
+                <w:b/>
+              </w:rPr>
+              <w:t>_</w:t>
+            </w:r>
+            <w:r>
+              <w:rPr>
+                <w:b/>
+              </w:rPr>
+              <w:t>_</w:t>
+            </w:r>
+            <w:r>
+              <w:rPr>
+                <w:b/>
+              </w:rPr>
+            </w:r>
+          </w:p>
+        </w:tc>
+        <w:tc>
+          <w:tcPr>
+            <w:tcW w:type="dxa" w:w="2160"/>
+          </w:tcPr>
+          <w:p>
+            <w:r/>
+            <w:r>
+              <w:rPr>
+                <w:b/>
+              </w:rPr>
+              <w:t>_</w:t>
+            </w:r>
+            <w:r>
+              <w:rPr>
+                <w:b/>
+              </w:rPr>
+              <w:t>_</w:t>
+            </w:r>
+            <w:r>
+              <w:rPr>
+                <w:b/>
+              </w:rPr>
+              <w:t>_</w:t>
+            </w:r>
+            <w:r>
+              <w:rPr>
+                <w:b/>
+              </w:rPr>
+              <w:t>_</w:t>
+            </w:r>
+            <w:r>
+              <w:rPr>
+                <w:b/>
+              </w:rPr>
+              <w:t>_</w:t>
+            </w:r>
+            <w:r>
+              <w:rPr>
+                <w:b/>
+              </w:rPr>
+              <w:t>_</w:t>
+            </w:r>
+          </w:p>
+        </w:tc>
+        <w:tc>
+          <w:tcPr>
+            <w:tcW w:type="dxa" w:w="2160"/>
+          </w:tcPr>
+          <w:p>
+            <w:r/>
+            <w:r>
+              <w:rPr>
+                <w:b/>
+              </w:rPr>
+              <w:t>_</w:t>
+            </w:r>
+            <w:r>
+              <w:rPr>
+                <w:b/>
+              </w:rPr>
+              <w:t>_</w:t>
+            </w:r>
+            <w:r>
+              <w:rPr>
+                <w:b/>
+              </w:rPr>
+              <w:t>_</w:t>
+            </w:r>
+            <w:r>
+              <w:rPr>
+                <w:b/>
+              </w:rPr>
+              <w:t>_</w:t>
+            </w:r>
+            <w:r>
+              <w:rPr>
+                <w:b/>
+              </w:rPr>
+              <w:t>_</w:t>
+            </w:r>
+            <w:r>
+              <w:rPr>
+                <w:b/>
+              </w:rPr>
+              <w:t>_</w:t>
+            </w:r>
+          </w:p>
+        </w:tc>
+      </w:tr>
+    </w:tbl>
+    <w:p/>
+    <w:p>
+      <w:r>
+        <w:rPr>
+          <w:b/>
+        </w:rPr>
+        <w:t>(b)</w:t>
+      </w:r>
+      <w:r>
+        <w:t xml:space="preserve"> Write out the fully corrected function.</w:t>
+      </w:r>
+    </w:p>
+    <w:p>
+      <w:pPr>
+        <w:shd w:fill="F2F2F2"/>
+      </w:pPr>
+      <w:r>
+        <w:rPr>
+          <w:rFonts w:ascii="Consolas" w:hAnsi="Consolas"/>
+          <w:sz w:val="18"/>
+        </w:rPr>
+        <w:t>function findMax(arr:array)</w:t>
+        <w:br/>
+        <w:br/>
+        <w:t xml:space="preserve">    ________________________________________________</w:t>
+        <w:br/>
+        <w:br/>
+        <w:t xml:space="preserve">    ________________________________________________</w:t>
+        <w:br/>
+        <w:br/>
+        <w:t xml:space="preserve">    ________________________________________________</w:t>
+        <w:br/>
+        <w:br/>
+        <w:t xml:space="preserve">    ________________________________________________</w:t>
+        <w:br/>
+        <w:br/>
+        <w:t xml:space="preserve">    ________________________________________________</w:t>
+        <w:br/>
+        <w:br/>
+        <w:t xml:space="preserve">    ________________________________________________</w:t>
+        <w:br/>
+        <w:br/>
+        <w:t>endfunction</w:t>
+      </w:r>
+    </w:p>
+    <w:p>
+      <w:r>
+        <w:rPr>
+          <w:b/>
+        </w:rPr>
+        <w:t>(c)</w:t>
+      </w:r>
+      <w:r>
+        <w:t xml:space="preserve"> Give suitable </w:t>
+      </w:r>
+      <w:r>
+        <w:rPr>
+          <w:b/>
+        </w:rPr>
+        <w:t>test data</w:t>
+      </w:r>
+      <w:r>
+        <w:t xml:space="preserve"> that would reveal the error on line 02 even after the other two errors were fixed, and state the expected vs actual result.</w:t>
+      </w:r>
+    </w:p>
+    <w:p>
+      <w:pPr>
+        <w:pBdr>
+          <w:bottom w:val="single" w:sz="6" w:space="1" w:color="AAAAAA"/>
+        </w:pBdr>
+      </w:pPr>
+    </w:p>
+    <w:p>
+      <w:pPr>
+        <w:pBdr>
+          <w:bottom w:val="single" w:sz="6" w:space="1" w:color="AAAAAA"/>
+        </w:pBdr>
+      </w:pPr>
+    </w:p>
+    <w:p>
+      <w:r>
+        <w:rPr>
+          <w:b/>
+        </w:rPr>
+        <w:t>(d)</w:t>
+      </w:r>
+      <w:r>
+        <w:t xml:space="preserve"> Which of the three errors would be reported by the translator </w:t>
+      </w:r>
+      <w:r>
+        <w:rPr>
+          <w:b/>
+        </w:rPr>
+        <w:t>before the program runs</w:t>
+      </w:r>
+      <w:r>
+        <w:t xml:space="preserve">, and why are the others only found by </w:t>
+      </w:r>
+      <w:r>
+        <w:rPr>
+          <w:b/>
+        </w:rPr>
+        <w:t>testing</w:t>
+      </w:r>
+      <w:r>
+        <w:t>?</w:t>
+      </w:r>
+    </w:p>
+    <w:p>
+      <w:pPr>
+        <w:pBdr>
+          <w:bottom w:val="single" w:sz="6" w:space="1" w:color="AAAAAA"/>
+        </w:pBdr>
+      </w:pPr>
+    </w:p>
+    <w:p>
+      <w:pPr>
+        <w:pBdr>
+          <w:bottom w:val="single" w:sz="6" w:space="1" w:color="AAAAAA"/>
+        </w:pBdr>
+      </w:pPr>
     </w:p>
     <w:p>
       <w:pPr>
@@ -2116,766 +4153,1123 @@
         <w:pStyle w:val="Heading2"/>
       </w:pPr>
       <w:r>
-        <w:t>7. Challenge box</w:t>
+        <w:t>Section B — Exam practice (30 marks)</w:t>
+      </w:r>
+    </w:p>
+    <w:p>
+      <w:r>
+        <w:rPr>
+          <w:i/>
+        </w:rPr>
+        <w:t>Answer all questions. Questions marked with an asterisk (\</w:t>
+      </w:r>
+      <w:r>
+        <w:t>) assess the quality of your extended response. All code must be written in OCR Exam Reference Language.*</w:t>
+      </w:r>
+    </w:p>
+    <w:p>
+      <w:r>
+        <w:rPr>
+          <w:b/>
+        </w:rPr>
+        <w:t>Q1.</w:t>
+      </w:r>
+      <w:r>
+        <w:t xml:space="preserve"> Describe the difference between a </w:t>
+      </w:r>
+      <w:r>
+        <w:rPr>
+          <w:b/>
+        </w:rPr>
+        <w:t>local variable</w:t>
+      </w:r>
+      <w:r>
+        <w:t xml:space="preserve"> and a </w:t>
+      </w:r>
+      <w:r>
+        <w:rPr>
+          <w:b/>
+        </w:rPr>
+        <w:t>global variable</w:t>
+      </w:r>
+      <w:r>
+        <w:t xml:space="preserve">. </w:t>
+      </w:r>
+      <w:r>
+        <w:rPr>
+          <w:b/>
+        </w:rPr>
+        <w:t>[2]</w:t>
+      </w:r>
+      <w:r>
+        <w:t xml:space="preserve"> (AO1)</w:t>
       </w:r>
     </w:p>
     <w:p>
       <w:pPr>
-        <w:ind w:left="432"/>
-        <w:shd w:fill="FFF8E7"/>
-      </w:pPr>
-      <w:r>
-        <w:rPr>
-          <w:b/>
-        </w:rPr>
-        <w:t>Challenge — convert iteration to recursion.</w:t>
-      </w:r>
-    </w:p>
-    <w:p>
-      <w:pPr>
-        <w:ind w:left="432"/>
-        <w:shd w:fill="FFF8E7"/>
+        <w:spacing w:before="260"/>
+        <w:pBdr>
+          <w:bottom w:val="single" w:sz="4" w:space="1" w:color="AAB4C0"/>
+        </w:pBdr>
       </w:pPr>
     </w:p>
     <w:p>
       <w:pPr>
-        <w:ind w:left="432"/>
-        <w:shd w:fill="FFF8E7"/>
-      </w:pPr>
-      <w:r>
-        <w:t xml:space="preserve">Here is an </w:t>
-      </w:r>
-      <w:r>
-        <w:rPr>
-          <w:b/>
-        </w:rPr>
-        <w:t>iterative</w:t>
-      </w:r>
-      <w:r>
-        <w:t xml:space="preserve"> countdown procedure:</w:t>
-      </w:r>
-    </w:p>
-    <w:p>
-      <w:pPr>
-        <w:ind w:left="432"/>
-        <w:shd w:fill="FFF8E7"/>
+        <w:spacing w:before="260"/>
+        <w:pBdr>
+          <w:bottom w:val="single" w:sz="4" w:space="1" w:color="AAB4C0"/>
+        </w:pBdr>
       </w:pPr>
     </w:p>
     <w:p>
       <w:pPr>
-        <w:ind w:left="432"/>
-        <w:shd w:fill="FFF8E7"/>
+        <w:spacing w:before="260"/>
+        <w:pBdr>
+          <w:bottom w:val="single" w:sz="4" w:space="1" w:color="AAB4C0"/>
+        </w:pBdr>
       </w:pPr>
+    </w:p>
+    <w:p>
+      <w:r>
+        <w:rPr>
+          <w:b/>
+        </w:rPr>
+        <w:t>Q2.</w:t>
+      </w:r>
+      <w:r>
+        <w:t xml:space="preserve"> A subroutine </w:t>
+      </w:r>
       <w:r>
         <w:rPr>
           <w:rFonts w:ascii="Consolas" w:hAnsi="Consolas"/>
           <w:sz w:val="19"/>
         </w:rPr>
-        <w:t>`</w:t>
+        <w:t>updateScores(list)</w:t>
+      </w:r>
+      <w:r>
+        <w:t xml:space="preserve"> is passed a very large array.</w:t>
+      </w:r>
+    </w:p>
+    <w:p>
+      <w:r>
+        <w:t xml:space="preserve">&amp;nbsp;&amp;nbsp;(i) Explain why passing the array </w:t>
+      </w:r>
+      <w:r>
+        <w:rPr>
+          <w:b/>
+        </w:rPr>
+        <w:t>by reference</w:t>
+      </w:r>
+      <w:r>
+        <w:t xml:space="preserve"> is more efficient than passing it </w:t>
+      </w:r>
+      <w:r>
+        <w:rPr>
+          <w:b/>
+        </w:rPr>
+        <w:t>by value</w:t>
+      </w:r>
+      <w:r>
+        <w:t xml:space="preserve">. </w:t>
+      </w:r>
+      <w:r>
+        <w:rPr>
+          <w:b/>
+        </w:rPr>
+        <w:t>[2]</w:t>
+      </w:r>
+      <w:r>
+        <w:t xml:space="preserve"> (AO2)</w:t>
       </w:r>
     </w:p>
     <w:p>
       <w:pPr>
-        <w:ind w:left="432"/>
-        <w:shd w:fill="FFF8E7"/>
+        <w:spacing w:before="260"/>
+        <w:pBdr>
+          <w:bottom w:val="single" w:sz="4" w:space="1" w:color="AAB4C0"/>
+        </w:pBdr>
       </w:pPr>
-      <w:r>
-        <w:t>procedure countdown(n)</w:t>
-      </w:r>
     </w:p>
     <w:p>
       <w:pPr>
-        <w:ind w:left="432"/>
-        <w:shd w:fill="FFF8E7"/>
+        <w:spacing w:before="260"/>
+        <w:pBdr>
+          <w:bottom w:val="single" w:sz="4" w:space="1" w:color="AAB4C0"/>
+        </w:pBdr>
       </w:pPr>
-      <w:r>
-        <w:t xml:space="preserve">    while n &gt; 0</w:t>
-      </w:r>
     </w:p>
     <w:p>
       <w:pPr>
-        <w:ind w:left="432"/>
-        <w:shd w:fill="FFF8E7"/>
+        <w:spacing w:before="260"/>
+        <w:pBdr>
+          <w:bottom w:val="single" w:sz="4" w:space="1" w:color="AAB4C0"/>
+        </w:pBdr>
       </w:pPr>
-      <w:r>
-        <w:t xml:space="preserve">        print(n)</w:t>
+    </w:p>
+    <w:p>
+      <w:r>
+        <w:t xml:space="preserve">&amp;nbsp;&amp;nbsp;(ii) State </w:t>
+      </w:r>
+      <w:r>
+        <w:rPr>
+          <w:b/>
+        </w:rPr>
+        <w:t>one</w:t>
+      </w:r>
+      <w:r>
+        <w:t xml:space="preserve"> risk of passing the array by reference. </w:t>
+      </w:r>
+      <w:r>
+        <w:rPr>
+          <w:b/>
+        </w:rPr>
+        <w:t>[1]</w:t>
+      </w:r>
+      <w:r>
+        <w:t xml:space="preserve"> (AO2)</w:t>
       </w:r>
     </w:p>
     <w:p>
       <w:pPr>
-        <w:ind w:left="432"/>
-        <w:shd w:fill="FFF8E7"/>
+        <w:spacing w:before="260"/>
+        <w:pBdr>
+          <w:bottom w:val="single" w:sz="4" w:space="1" w:color="AAB4C0"/>
+        </w:pBdr>
       </w:pPr>
-      <w:r>
-        <w:t xml:space="preserve">        n = n - 1</w:t>
-      </w:r>
     </w:p>
     <w:p>
       <w:pPr>
-        <w:ind w:left="432"/>
-        <w:shd w:fill="FFF8E7"/>
+        <w:spacing w:before="260"/>
+        <w:pBdr>
+          <w:bottom w:val="single" w:sz="4" w:space="1" w:color="AAB4C0"/>
+        </w:pBdr>
       </w:pPr>
-      <w:r>
-        <w:t xml:space="preserve">    endwhile</w:t>
+    </w:p>
+    <w:p>
+      <w:r>
+        <w:rPr>
+          <w:b/>
+        </w:rPr>
+        <w:t>Q3.</w:t>
+      </w:r>
+      <w:r>
+        <w:t xml:space="preserve"> The following function is written in OCR Exam Reference Language.</w:t>
       </w:r>
     </w:p>
     <w:p>
       <w:pPr>
-        <w:ind w:left="432"/>
-        <w:shd w:fill="FFF8E7"/>
+        <w:shd w:fill="F2F2F2"/>
       </w:pPr>
       <w:r>
-        <w:t xml:space="preserve">    print("Liftoff")</w:t>
+        <w:rPr>
+          <w:rFonts w:ascii="Consolas" w:hAnsi="Consolas"/>
+          <w:sz w:val="18"/>
+        </w:rPr>
+        <w:t>function mystery(a, b)</w:t>
+        <w:br/>
+        <w:t xml:space="preserve">    r = 0</w:t>
+        <w:br/>
+        <w:t xml:space="preserve">    while b &gt; 0</w:t>
+        <w:br/>
+        <w:t xml:space="preserve">        if b MOD 2 == 1 then</w:t>
+        <w:br/>
+        <w:t xml:space="preserve">            r = r + a</w:t>
+        <w:br/>
+        <w:t xml:space="preserve">        endif</w:t>
+        <w:br/>
+        <w:t xml:space="preserve">        a = a * 2</w:t>
+        <w:br/>
+        <w:t xml:space="preserve">        b = b DIV 2</w:t>
+        <w:br/>
+        <w:t xml:space="preserve">    endwhile</w:t>
+        <w:br/>
+        <w:t xml:space="preserve">    return r</w:t>
+        <w:br/>
+        <w:t>endfunction</w:t>
+        <w:br/>
+        <w:br/>
+        <w:t>print(mystery(5, 6))</w:t>
       </w:r>
     </w:p>
     <w:p>
-      <w:pPr>
-        <w:ind w:left="432"/>
-        <w:shd w:fill="FFF8E7"/>
-      </w:pPr>
-      <w:r>
-        <w:t>endprocedure</w:t>
-      </w:r>
-    </w:p>
-    <w:p>
-      <w:pPr>
-        <w:ind w:left="432"/>
-        <w:shd w:fill="FFF8E7"/>
-      </w:pPr>
+      <w:r>
+        <w:t xml:space="preserve">&amp;nbsp;&amp;nbsp;(i) Complete the trace table for the call </w:t>
+      </w:r>
       <w:r>
         <w:rPr>
           <w:rFonts w:ascii="Consolas" w:hAnsi="Consolas"/>
           <w:sz w:val="19"/>
         </w:rPr>
-        <w:t>`</w:t>
+        <w:t>mystery(5, 6)</w:t>
+      </w:r>
+      <w:r>
+        <w:t xml:space="preserve">. Record the values of </w:t>
+      </w:r>
+      <w:r>
+        <w:rPr>
+          <w:rFonts w:ascii="Consolas" w:hAnsi="Consolas"/>
+          <w:sz w:val="19"/>
+        </w:rPr>
+        <w:t>a</w:t>
+      </w:r>
+      <w:r>
+        <w:t xml:space="preserve">, </w:t>
+      </w:r>
+      <w:r>
+        <w:rPr>
+          <w:rFonts w:ascii="Consolas" w:hAnsi="Consolas"/>
+          <w:sz w:val="19"/>
+        </w:rPr>
+        <w:t>b</w:t>
+      </w:r>
+      <w:r>
+        <w:t xml:space="preserve"> and </w:t>
+      </w:r>
+      <w:r>
+        <w:rPr>
+          <w:rFonts w:ascii="Consolas" w:hAnsi="Consolas"/>
+          <w:sz w:val="19"/>
+        </w:rPr>
+        <w:t>r</w:t>
+      </w:r>
+      <w:r>
+        <w:t xml:space="preserve"> at the </w:t>
+      </w:r>
+      <w:r>
+        <w:rPr>
+          <w:b/>
+        </w:rPr>
+        <w:t>end of each iteration</w:t>
+      </w:r>
+      <w:r>
+        <w:t xml:space="preserve"> of the while loop. The starting values are given. </w:t>
+      </w:r>
+      <w:r>
+        <w:rPr>
+          <w:b/>
+        </w:rPr>
+        <w:t>[3]</w:t>
+      </w:r>
+      <w:r>
+        <w:t xml:space="preserve"> (AO2)</w:t>
       </w:r>
     </w:p>
     <w:p>
       <w:pPr>
-        <w:ind w:left="432"/>
-        <w:shd w:fill="FFF8E7"/>
+        <w:spacing w:before="260"/>
+        <w:pBdr>
+          <w:bottom w:val="single" w:sz="4" w:space="1" w:color="AAB4C0"/>
+        </w:pBdr>
       </w:pPr>
     </w:p>
     <w:p>
       <w:pPr>
-        <w:ind w:left="432"/>
-        <w:shd w:fill="FFF8E7"/>
+        <w:spacing w:before="260"/>
+        <w:pBdr>
+          <w:bottom w:val="single" w:sz="4" w:space="1" w:color="AAB4C0"/>
+        </w:pBdr>
       </w:pPr>
-      <w:r>
-        <w:t xml:space="preserve">(i) Rewrite it as a </w:t>
-      </w:r>
-      <w:r>
-        <w:rPr>
-          <w:b/>
-        </w:rPr>
-        <w:t>recursive</w:t>
-      </w:r>
-      <w:r>
-        <w:t xml:space="preserve"> procedure </w:t>
+    </w:p>
+    <w:p>
+      <w:pPr>
+        <w:spacing w:before="260"/>
+        <w:pBdr>
+          <w:bottom w:val="single" w:sz="4" w:space="1" w:color="AAB4C0"/>
+        </w:pBdr>
+      </w:pPr>
+    </w:p>
+    <w:p>
+      <w:pPr>
+        <w:spacing w:before="260"/>
+        <w:pBdr>
+          <w:bottom w:val="single" w:sz="4" w:space="1" w:color="AAB4C0"/>
+        </w:pBdr>
+      </w:pPr>
+    </w:p>
+    <w:tbl>
+      <w:tblPr>
+        <w:tblStyle w:val="TableGrid"/>
+        <w:tblW w:type="auto" w:w="0"/>
+        <w:tblLook w:firstColumn="1" w:firstRow="1" w:lastColumn="0" w:lastRow="0" w:noHBand="0" w:noVBand="1" w:val="04A0"/>
+      </w:tblPr>
+      <w:tblGrid>
+        <w:gridCol w:w="2160"/>
+        <w:gridCol w:w="2160"/>
+        <w:gridCol w:w="2160"/>
+        <w:gridCol w:w="2160"/>
+      </w:tblGrid>
+      <w:tr>
+        <w:tc>
+          <w:tcPr>
+            <w:tcW w:type="dxa" w:w="2160"/>
+            <w:shd w:fill="D9E2F3"/>
+          </w:tcPr>
+          <w:p>
+            <w:r>
+              <w:rPr>
+                <w:b/>
+              </w:rPr>
+            </w:r>
+            <w:r>
+              <w:rPr>
+                <w:b/>
+              </w:rPr>
+              <w:t>a</w:t>
+            </w:r>
+          </w:p>
+        </w:tc>
+        <w:tc>
+          <w:tcPr>
+            <w:tcW w:type="dxa" w:w="2160"/>
+            <w:shd w:fill="D9E2F3"/>
+          </w:tcPr>
+          <w:p>
+            <w:r>
+              <w:rPr>
+                <w:b/>
+              </w:rPr>
+            </w:r>
+            <w:r>
+              <w:rPr>
+                <w:b/>
+              </w:rPr>
+              <w:t>b</w:t>
+            </w:r>
+          </w:p>
+        </w:tc>
+        <w:tc>
+          <w:tcPr>
+            <w:tcW w:type="dxa" w:w="2160"/>
+            <w:shd w:fill="D9E2F3"/>
+          </w:tcPr>
+          <w:p>
+            <w:r>
+              <w:rPr>
+                <w:b/>
+              </w:rPr>
+            </w:r>
+            <w:r>
+              <w:rPr>
+                <w:b/>
+              </w:rPr>
+              <w:t>r</w:t>
+            </w:r>
+          </w:p>
+        </w:tc>
+        <w:tc>
+          <w:tcPr>
+            <w:tcW w:type="dxa" w:w="2160"/>
+            <w:shd w:fill="D9E2F3"/>
+          </w:tcPr>
+          <w:p>
+            <w:r>
+              <w:rPr>
+                <w:b/>
+              </w:rPr>
+            </w:r>
+            <w:r>
+              <w:rPr>
+                <w:b/>
+              </w:rPr>
+              <w:t>Output</w:t>
+            </w:r>
+          </w:p>
+        </w:tc>
+      </w:tr>
+      <w:tr>
+        <w:tc>
+          <w:tcPr>
+            <w:tcW w:type="dxa" w:w="2160"/>
+          </w:tcPr>
+          <w:p>
+            <w:r/>
+            <w:r>
+              <w:t>5</w:t>
+            </w:r>
+          </w:p>
+        </w:tc>
+        <w:tc>
+          <w:tcPr>
+            <w:tcW w:type="dxa" w:w="2160"/>
+          </w:tcPr>
+          <w:p>
+            <w:r/>
+            <w:r>
+              <w:t>6</w:t>
+            </w:r>
+          </w:p>
+        </w:tc>
+        <w:tc>
+          <w:tcPr>
+            <w:tcW w:type="dxa" w:w="2160"/>
+          </w:tcPr>
+          <w:p>
+            <w:r/>
+            <w:r>
+              <w:t>0</w:t>
+            </w:r>
+          </w:p>
+        </w:tc>
+        <w:tc>
+          <w:tcPr>
+            <w:tcW w:type="dxa" w:w="2160"/>
+          </w:tcPr>
+          <w:p>
+            <w:r/>
+          </w:p>
+        </w:tc>
+      </w:tr>
+      <w:tr>
+        <w:tc>
+          <w:tcPr>
+            <w:tcW w:type="dxa" w:w="2160"/>
+          </w:tcPr>
+          <w:p>
+            <w:r/>
+          </w:p>
+        </w:tc>
+        <w:tc>
+          <w:tcPr>
+            <w:tcW w:type="dxa" w:w="2160"/>
+          </w:tcPr>
+          <w:p>
+            <w:r/>
+          </w:p>
+        </w:tc>
+        <w:tc>
+          <w:tcPr>
+            <w:tcW w:type="dxa" w:w="2160"/>
+          </w:tcPr>
+          <w:p>
+            <w:r/>
+          </w:p>
+        </w:tc>
+        <w:tc>
+          <w:tcPr>
+            <w:tcW w:type="dxa" w:w="2160"/>
+          </w:tcPr>
+          <w:p>
+            <w:r/>
+          </w:p>
+        </w:tc>
+      </w:tr>
+      <w:tr>
+        <w:tc>
+          <w:tcPr>
+            <w:tcW w:type="dxa" w:w="2160"/>
+          </w:tcPr>
+          <w:p>
+            <w:r/>
+          </w:p>
+        </w:tc>
+        <w:tc>
+          <w:tcPr>
+            <w:tcW w:type="dxa" w:w="2160"/>
+          </w:tcPr>
+          <w:p>
+            <w:r/>
+          </w:p>
+        </w:tc>
+        <w:tc>
+          <w:tcPr>
+            <w:tcW w:type="dxa" w:w="2160"/>
+          </w:tcPr>
+          <w:p>
+            <w:r/>
+          </w:p>
+        </w:tc>
+        <w:tc>
+          <w:tcPr>
+            <w:tcW w:type="dxa" w:w="2160"/>
+          </w:tcPr>
+          <w:p>
+            <w:r/>
+          </w:p>
+        </w:tc>
+      </w:tr>
+      <w:tr>
+        <w:tc>
+          <w:tcPr>
+            <w:tcW w:type="dxa" w:w="2160"/>
+          </w:tcPr>
+          <w:p>
+            <w:r/>
+          </w:p>
+        </w:tc>
+        <w:tc>
+          <w:tcPr>
+            <w:tcW w:type="dxa" w:w="2160"/>
+          </w:tcPr>
+          <w:p>
+            <w:r/>
+          </w:p>
+        </w:tc>
+        <w:tc>
+          <w:tcPr>
+            <w:tcW w:type="dxa" w:w="2160"/>
+          </w:tcPr>
+          <w:p>
+            <w:r/>
+          </w:p>
+        </w:tc>
+        <w:tc>
+          <w:tcPr>
+            <w:tcW w:type="dxa" w:w="2160"/>
+          </w:tcPr>
+          <w:p>
+            <w:r/>
+          </w:p>
+        </w:tc>
+      </w:tr>
+    </w:tbl>
+    <w:p/>
+    <w:p>
+      <w:r>
+        <w:t xml:space="preserve">&amp;nbsp;&amp;nbsp;(ii) State the purpose of the function </w:t>
       </w:r>
       <w:r>
         <w:rPr>
           <w:rFonts w:ascii="Consolas" w:hAnsi="Consolas"/>
           <w:sz w:val="19"/>
         </w:rPr>
-        <w:t>countdownR(n)</w:t>
-      </w:r>
-      <w:r>
-        <w:t xml:space="preserve"> with the same output. Clearly mark your </w:t>
+        <w:t>mystery</w:t>
+      </w:r>
+      <w:r>
+        <w:t xml:space="preserve">. </w:t>
       </w:r>
       <w:r>
         <w:rPr>
           <w:b/>
         </w:rPr>
-        <w:t>base case</w:t>
-      </w:r>
-      <w:r>
-        <w:t xml:space="preserve"> and your </w:t>
-      </w:r>
-      <w:r>
-        <w:rPr>
-          <w:b/>
-        </w:rPr>
-        <w:t>recursive case</w:t>
-      </w:r>
-      <w:r>
-        <w:t>.</w:t>
+        <w:t>[1]</w:t>
+      </w:r>
+      <w:r>
+        <w:t xml:space="preserve"> (AO2)</w:t>
       </w:r>
     </w:p>
     <w:p>
       <w:pPr>
-        <w:ind w:left="432"/>
-        <w:shd w:fill="FFF8E7"/>
+        <w:spacing w:before="260"/>
+        <w:pBdr>
+          <w:bottom w:val="single" w:sz="4" w:space="1" w:color="AAB4C0"/>
+        </w:pBdr>
       </w:pPr>
     </w:p>
     <w:p>
       <w:pPr>
-        <w:ind w:left="432"/>
-        <w:shd w:fill="FFF8E7"/>
+        <w:spacing w:before="260"/>
+        <w:pBdr>
+          <w:bottom w:val="single" w:sz="4" w:space="1" w:color="AAB4C0"/>
+        </w:pBdr>
       </w:pPr>
+    </w:p>
+    <w:p>
+      <w:r>
+        <w:rPr>
+          <w:b/>
+        </w:rPr>
+        <w:t>Q4.</w:t>
+      </w:r>
+      <w:r>
+        <w:t xml:space="preserve"> A program compiles and runs but produces the wrong output. Identify </w:t>
+      </w:r>
+      <w:r>
+        <w:rPr>
+          <w:b/>
+        </w:rPr>
+        <w:t>two</w:t>
+      </w:r>
+      <w:r>
+        <w:t xml:space="preserve"> features of an IDE that would help the programmer locate the logic error at run time. </w:t>
+      </w:r>
+      <w:r>
+        <w:rPr>
+          <w:b/>
+        </w:rPr>
+        <w:t>[2]</w:t>
+      </w:r>
+      <w:r>
+        <w:t xml:space="preserve"> (AO1)</w:t>
+      </w:r>
+    </w:p>
+    <w:p>
+      <w:pPr>
+        <w:spacing w:before="260"/>
+        <w:pBdr>
+          <w:bottom w:val="single" w:sz="4" w:space="1" w:color="AAB4C0"/>
+        </w:pBdr>
+      </w:pPr>
+    </w:p>
+    <w:p>
+      <w:pPr>
+        <w:spacing w:before="260"/>
+        <w:pBdr>
+          <w:bottom w:val="single" w:sz="4" w:space="1" w:color="AAB4C0"/>
+        </w:pBdr>
+      </w:pPr>
+    </w:p>
+    <w:p>
+      <w:pPr>
+        <w:spacing w:before="260"/>
+        <w:pBdr>
+          <w:bottom w:val="single" w:sz="4" w:space="1" w:color="AAB4C0"/>
+        </w:pBdr>
+      </w:pPr>
+    </w:p>
+    <w:p>
+      <w:r>
+        <w:rPr>
+          <w:b/>
+        </w:rPr>
+        <w:t>Q5.</w:t>
+      </w:r>
+      <w:r>
+        <w:t xml:space="preserve"> An array </w:t>
+      </w:r>
       <w:r>
         <w:rPr>
           <w:rFonts w:ascii="Consolas" w:hAnsi="Consolas"/>
           <w:sz w:val="19"/>
         </w:rPr>
-        <w:t>`</w:t>
+        <w:t>scores</w:t>
+      </w:r>
+      <w:r>
+        <w:t xml:space="preserve"> holds an unknown number of integers (zero-indexed; </w:t>
+      </w:r>
+      <w:r>
+        <w:rPr>
+          <w:rFonts w:ascii="Consolas" w:hAnsi="Consolas"/>
+          <w:sz w:val="19"/>
+        </w:rPr>
+        <w:t>scores.length</w:t>
+      </w:r>
+      <w:r>
+        <w:t xml:space="preserve"> gives the number of elements). Write a function </w:t>
+      </w:r>
+      <w:r>
+        <w:rPr>
+          <w:rFonts w:ascii="Consolas" w:hAnsi="Consolas"/>
+          <w:sz w:val="19"/>
+        </w:rPr>
+        <w:t>countMatches(scores, target)</w:t>
+      </w:r>
+      <w:r>
+        <w:t xml:space="preserve"> using </w:t>
+      </w:r>
+      <w:r>
+        <w:rPr>
+          <w:b/>
+        </w:rPr>
+        <w:t>OCR Exam Reference Language</w:t>
+      </w:r>
+      <w:r>
+        <w:t xml:space="preserve"> that returns the number of elements in </w:t>
+      </w:r>
+      <w:r>
+        <w:rPr>
+          <w:rFonts w:ascii="Consolas" w:hAnsi="Consolas"/>
+          <w:sz w:val="19"/>
+        </w:rPr>
+        <w:t>scores</w:t>
+      </w:r>
+      <w:r>
+        <w:t xml:space="preserve"> equal to </w:t>
+      </w:r>
+      <w:r>
+        <w:rPr>
+          <w:rFonts w:ascii="Consolas" w:hAnsi="Consolas"/>
+          <w:sz w:val="19"/>
+        </w:rPr>
+        <w:t>target</w:t>
+      </w:r>
+      <w:r>
+        <w:t xml:space="preserve">. Your function must work for an array of </w:t>
+      </w:r>
+      <w:r>
+        <w:rPr>
+          <w:b/>
+        </w:rPr>
+        <w:t>any</w:t>
+      </w:r>
+      <w:r>
+        <w:t xml:space="preserve"> length. </w:t>
+      </w:r>
+      <w:r>
+        <w:rPr>
+          <w:b/>
+        </w:rPr>
+        <w:t>[5]</w:t>
+      </w:r>
+      <w:r>
+        <w:t xml:space="preserve"> (AO3)</w:t>
       </w:r>
     </w:p>
     <w:p>
       <w:pPr>
-        <w:ind w:left="432"/>
-        <w:shd w:fill="FFF8E7"/>
-      </w:pPr>
-      <w:r>
-        <w:t>procedure countdownR(n)</w:t>
-      </w:r>
-    </w:p>
-    <w:p>
-      <w:pPr>
-        <w:ind w:left="432"/>
-        <w:shd w:fill="FFF8E7"/>
+        <w:spacing w:before="260"/>
+        <w:pBdr>
+          <w:bottom w:val="single" w:sz="4" w:space="1" w:color="AAB4C0"/>
+        </w:pBdr>
       </w:pPr>
     </w:p>
     <w:p>
       <w:pPr>
-        <w:ind w:left="432"/>
-        <w:shd w:fill="FFF8E7"/>
-      </w:pPr>
-      <w:r>
-        <w:t xml:space="preserve">    </w:t>
-      </w:r>
-      <w:r>
-        <w:rPr>
-          <w:b/>
-        </w:rPr>
-        <w:t>_</w:t>
-      </w:r>
-      <w:r>
-        <w:rPr>
-          <w:b/>
-        </w:rPr>
-        <w:t>_</w:t>
-      </w:r>
-      <w:r>
-        <w:rPr>
-          <w:b/>
-        </w:rPr>
-        <w:t>_</w:t>
-      </w:r>
-      <w:r>
-        <w:rPr>
-          <w:b/>
-        </w:rPr>
-        <w:t>_</w:t>
-      </w:r>
-      <w:r>
-        <w:rPr>
-          <w:b/>
-        </w:rPr>
-        <w:t>_</w:t>
-      </w:r>
-      <w:r>
-        <w:rPr>
-          <w:b/>
-        </w:rPr>
-        <w:t>_</w:t>
-      </w:r>
-      <w:r>
-        <w:rPr>
-          <w:b/>
-        </w:rPr>
-        <w:t>_</w:t>
-      </w:r>
-      <w:r>
-        <w:rPr>
-          <w:b/>
-        </w:rPr>
-        <w:t>_</w:t>
-      </w:r>
-      <w:r>
-        <w:rPr>
-          <w:b/>
-        </w:rPr>
-        <w:t>_</w:t>
-      </w:r>
-      <w:r>
-        <w:rPr>
-          <w:b/>
-        </w:rPr>
-      </w:r>
-    </w:p>
-    <w:p>
-      <w:pPr>
-        <w:ind w:left="432"/>
-        <w:shd w:fill="FFF8E7"/>
+        <w:spacing w:before="260"/>
+        <w:pBdr>
+          <w:bottom w:val="single" w:sz="4" w:space="1" w:color="AAB4C0"/>
+        </w:pBdr>
       </w:pPr>
     </w:p>
     <w:p>
       <w:pPr>
-        <w:ind w:left="432"/>
-        <w:shd w:fill="FFF8E7"/>
-      </w:pPr>
-      <w:r>
-        <w:t xml:space="preserve">    </w:t>
-      </w:r>
-      <w:r>
-        <w:rPr>
-          <w:b/>
-        </w:rPr>
-        <w:t>_</w:t>
-      </w:r>
-      <w:r>
-        <w:rPr>
-          <w:b/>
-        </w:rPr>
-        <w:t>_</w:t>
-      </w:r>
-      <w:r>
-        <w:rPr>
-          <w:b/>
-        </w:rPr>
-        <w:t>_</w:t>
-      </w:r>
-      <w:r>
-        <w:rPr>
-          <w:b/>
-        </w:rPr>
-        <w:t>_</w:t>
-      </w:r>
-      <w:r>
-        <w:rPr>
-          <w:b/>
-        </w:rPr>
-        <w:t>_</w:t>
-      </w:r>
-      <w:r>
-        <w:rPr>
-          <w:b/>
-        </w:rPr>
-        <w:t>_</w:t>
-      </w:r>
-      <w:r>
-        <w:rPr>
-          <w:b/>
-        </w:rPr>
-        <w:t>_</w:t>
-      </w:r>
-      <w:r>
-        <w:rPr>
-          <w:b/>
-        </w:rPr>
-        <w:t>_</w:t>
-      </w:r>
-      <w:r>
-        <w:rPr>
-          <w:b/>
-        </w:rPr>
-        <w:t>_</w:t>
-      </w:r>
-      <w:r>
-        <w:rPr>
-          <w:b/>
-        </w:rPr>
-      </w:r>
-    </w:p>
-    <w:p>
-      <w:pPr>
-        <w:ind w:left="432"/>
-        <w:shd w:fill="FFF8E7"/>
+        <w:spacing w:before="260"/>
+        <w:pBdr>
+          <w:bottom w:val="single" w:sz="4" w:space="1" w:color="AAB4C0"/>
+        </w:pBdr>
       </w:pPr>
     </w:p>
     <w:p>
       <w:pPr>
-        <w:ind w:left="432"/>
-        <w:shd w:fill="FFF8E7"/>
-      </w:pPr>
-      <w:r>
-        <w:t xml:space="preserve">    </w:t>
-      </w:r>
-      <w:r>
-        <w:rPr>
-          <w:b/>
-        </w:rPr>
-        <w:t>_</w:t>
-      </w:r>
-      <w:r>
-        <w:rPr>
-          <w:b/>
-        </w:rPr>
-        <w:t>_</w:t>
-      </w:r>
-      <w:r>
-        <w:rPr>
-          <w:b/>
-        </w:rPr>
-        <w:t>_</w:t>
-      </w:r>
-      <w:r>
-        <w:rPr>
-          <w:b/>
-        </w:rPr>
-        <w:t>_</w:t>
-      </w:r>
-      <w:r>
-        <w:rPr>
-          <w:b/>
-        </w:rPr>
-        <w:t>_</w:t>
-      </w:r>
-      <w:r>
-        <w:rPr>
-          <w:b/>
-        </w:rPr>
-        <w:t>_</w:t>
-      </w:r>
-      <w:r>
-        <w:rPr>
-          <w:b/>
-        </w:rPr>
-        <w:t>_</w:t>
-      </w:r>
-      <w:r>
-        <w:rPr>
-          <w:b/>
-        </w:rPr>
-        <w:t>_</w:t>
-      </w:r>
-      <w:r>
-        <w:rPr>
-          <w:b/>
-        </w:rPr>
-        <w:t>_</w:t>
-      </w:r>
-      <w:r>
-        <w:rPr>
-          <w:b/>
-        </w:rPr>
-      </w:r>
-    </w:p>
-    <w:p>
-      <w:pPr>
-        <w:ind w:left="432"/>
-        <w:shd w:fill="FFF8E7"/>
+        <w:spacing w:before="260"/>
+        <w:pBdr>
+          <w:bottom w:val="single" w:sz="4" w:space="1" w:color="AAB4C0"/>
+        </w:pBdr>
       </w:pPr>
     </w:p>
     <w:p>
       <w:pPr>
-        <w:ind w:left="432"/>
-        <w:shd w:fill="FFF8E7"/>
-      </w:pPr>
-      <w:r>
-        <w:t xml:space="preserve">    </w:t>
-      </w:r>
-      <w:r>
-        <w:rPr>
-          <w:b/>
-        </w:rPr>
-        <w:t>_</w:t>
-      </w:r>
-      <w:r>
-        <w:rPr>
-          <w:b/>
-        </w:rPr>
-        <w:t>_</w:t>
-      </w:r>
-      <w:r>
-        <w:rPr>
-          <w:b/>
-        </w:rPr>
-        <w:t>_</w:t>
-      </w:r>
-      <w:r>
-        <w:rPr>
-          <w:b/>
-        </w:rPr>
-        <w:t>_</w:t>
-      </w:r>
-      <w:r>
-        <w:rPr>
-          <w:b/>
-        </w:rPr>
-        <w:t>_</w:t>
-      </w:r>
-      <w:r>
-        <w:rPr>
-          <w:b/>
-        </w:rPr>
-        <w:t>_</w:t>
-      </w:r>
-      <w:r>
-        <w:rPr>
-          <w:b/>
-        </w:rPr>
-        <w:t>_</w:t>
-      </w:r>
-      <w:r>
-        <w:rPr>
-          <w:b/>
-        </w:rPr>
-        <w:t>_</w:t>
-      </w:r>
-      <w:r>
-        <w:rPr>
-          <w:b/>
-        </w:rPr>
-        <w:t>_</w:t>
-      </w:r>
-      <w:r>
-        <w:rPr>
-          <w:b/>
-        </w:rPr>
-      </w:r>
-    </w:p>
-    <w:p>
-      <w:pPr>
-        <w:ind w:left="432"/>
-        <w:shd w:fill="FFF8E7"/>
+        <w:spacing w:before="260"/>
+        <w:pBdr>
+          <w:bottom w:val="single" w:sz="4" w:space="1" w:color="AAB4C0"/>
+        </w:pBdr>
       </w:pPr>
     </w:p>
     <w:p>
       <w:pPr>
-        <w:ind w:left="432"/>
-        <w:shd w:fill="FFF8E7"/>
+        <w:spacing w:before="260"/>
+        <w:pBdr>
+          <w:bottom w:val="single" w:sz="4" w:space="1" w:color="AAB4C0"/>
+        </w:pBdr>
       </w:pPr>
-      <w:r>
-        <w:t>endprocedure</w:t>
-      </w:r>
     </w:p>
     <w:p>
       <w:pPr>
-        <w:ind w:left="432"/>
-        <w:shd w:fill="FFF8E7"/>
+        <w:spacing w:before="260"/>
+        <w:pBdr>
+          <w:bottom w:val="single" w:sz="4" w:space="1" w:color="AAB4C0"/>
+        </w:pBdr>
       </w:pPr>
+    </w:p>
+    <w:p>
+      <w:r>
+        <w:rPr>
+          <w:b/>
+        </w:rPr>
+        <w:t>Q6.</w:t>
+      </w:r>
+      <w:r>
+        <w:t xml:space="preserve"> A game contains characters of type </w:t>
+      </w:r>
+      <w:r>
+        <w:rPr>
+          <w:b/>
+        </w:rPr>
+        <w:t>Wizard</w:t>
+      </w:r>
+      <w:r>
+        <w:t xml:space="preserve"> and </w:t>
+      </w:r>
+      <w:r>
+        <w:rPr>
+          <w:b/>
+        </w:rPr>
+        <w:t>Warrior</w:t>
+      </w:r>
+      <w:r>
+        <w:t xml:space="preserve">. Both types have a </w:t>
+      </w:r>
       <w:r>
         <w:rPr>
           <w:rFonts w:ascii="Consolas" w:hAnsi="Consolas"/>
           <w:sz w:val="19"/>
         </w:rPr>
-        <w:t>`</w:t>
+        <w:t>name</w:t>
+      </w:r>
+      <w:r>
+        <w:t xml:space="preserve"> and </w:t>
+      </w:r>
+      <w:r>
+        <w:rPr>
+          <w:rFonts w:ascii="Consolas" w:hAnsi="Consolas"/>
+          <w:sz w:val="19"/>
+        </w:rPr>
+        <w:t>health</w:t>
+      </w:r>
+      <w:r>
+        <w:t xml:space="preserve"> attribute and a </w:t>
+      </w:r>
+      <w:r>
+        <w:rPr>
+          <w:rFonts w:ascii="Consolas" w:hAnsi="Consolas"/>
+          <w:sz w:val="19"/>
+        </w:rPr>
+        <w:t>move()</w:t>
+      </w:r>
+      <w:r>
+        <w:t xml:space="preserve"> method; Wizards additionally have a </w:t>
+      </w:r>
+      <w:r>
+        <w:rPr>
+          <w:rFonts w:ascii="Consolas" w:hAnsi="Consolas"/>
+          <w:sz w:val="19"/>
+        </w:rPr>
+        <w:t>castSpell()</w:t>
+      </w:r>
+      <w:r>
+        <w:t xml:space="preserve"> method. Explain how </w:t>
+      </w:r>
+      <w:r>
+        <w:rPr>
+          <w:b/>
+        </w:rPr>
+        <w:t>inheritance</w:t>
+      </w:r>
+      <w:r>
+        <w:t xml:space="preserve"> could be used when implementing these characters. </w:t>
+      </w:r>
+      <w:r>
+        <w:rPr>
+          <w:b/>
+        </w:rPr>
+        <w:t>[3]</w:t>
+      </w:r>
+      <w:r>
+        <w:t xml:space="preserve"> (AO2)</w:t>
       </w:r>
     </w:p>
     <w:p>
       <w:pPr>
-        <w:ind w:left="432"/>
-        <w:shd w:fill="FFF8E7"/>
+        <w:spacing w:before="260"/>
+        <w:pBdr>
+          <w:bottom w:val="single" w:sz="4" w:space="1" w:color="AAB4C0"/>
+        </w:pBdr>
       </w:pPr>
     </w:p>
     <w:p>
       <w:pPr>
-        <w:ind w:left="432"/>
-        <w:shd w:fill="FFF8E7"/>
-      </w:pPr>
-      <w:r>
-        <w:t xml:space="preserve">(ii) State </w:t>
-      </w:r>
-      <w:r>
-        <w:rPr>
-          <w:b/>
-        </w:rPr>
-        <w:t>one</w:t>
-      </w:r>
-      <w:r>
-        <w:t xml:space="preserve"> advantage and </w:t>
-      </w:r>
-      <w:r>
-        <w:rPr>
-          <w:b/>
-        </w:rPr>
-        <w:t>one</w:t>
-      </w:r>
-      <w:r>
-        <w:t xml:space="preserve"> disadvantage of the recursive version compared with the iterative one.</w:t>
-      </w:r>
-    </w:p>
-    <w:p>
-      <w:pPr>
-        <w:ind w:left="432"/>
-        <w:shd w:fill="FFF8E7"/>
+        <w:spacing w:before="260"/>
+        <w:pBdr>
+          <w:bottom w:val="single" w:sz="4" w:space="1" w:color="AAB4C0"/>
+        </w:pBdr>
       </w:pPr>
     </w:p>
     <w:p>
       <w:pPr>
-        <w:ind w:left="432"/>
-        <w:shd w:fill="FFF8E7"/>
-      </w:pPr>
-      <w:r>
-        <w:rPr>
-          <w:b/>
-        </w:rPr>
-        <w:t>_</w:t>
-      </w:r>
-      <w:r>
-        <w:rPr>
-          <w:b/>
-        </w:rPr>
-        <w:t>_</w:t>
-      </w:r>
-      <w:r>
-        <w:rPr>
-          <w:b/>
-        </w:rPr>
-        <w:t>_</w:t>
-      </w:r>
-      <w:r>
-        <w:rPr>
-          <w:b/>
-        </w:rPr>
-        <w:t>_</w:t>
-      </w:r>
-      <w:r>
-        <w:rPr>
-          <w:b/>
-        </w:rPr>
-        <w:t>_</w:t>
-      </w:r>
-      <w:r>
-        <w:rPr>
-          <w:b/>
-        </w:rPr>
-        <w:t>_</w:t>
-      </w:r>
-      <w:r>
-        <w:rPr>
-          <w:b/>
-        </w:rPr>
-        <w:t>_</w:t>
-      </w:r>
-      <w:r>
-        <w:rPr>
-          <w:b/>
-        </w:rPr>
-        <w:t>_</w:t>
-      </w:r>
-      <w:r>
-        <w:rPr>
-          <w:b/>
-        </w:rPr>
-        <w:t>_</w:t>
-      </w:r>
-      <w:r>
-        <w:rPr>
-          <w:b/>
-        </w:rPr>
-        <w:t>_</w:t>
-      </w:r>
-      <w:r>
-        <w:rPr>
-          <w:b/>
-        </w:rPr>
-        <w:t>_</w:t>
-      </w:r>
-      <w:r>
-        <w:rPr>
-          <w:b/>
-        </w:rPr>
-        <w:t>_</w:t>
-      </w:r>
-      <w:r>
-        <w:rPr>
-          <w:b/>
-        </w:rPr>
-        <w:t>_</w:t>
-      </w:r>
-      <w:r>
-        <w:rPr>
-          <w:b/>
-        </w:rPr>
-      </w:r>
-    </w:p>
-    <w:p>
-      <w:pPr>
-        <w:ind w:left="432"/>
-        <w:shd w:fill="FFF8E7"/>
+        <w:spacing w:before="260"/>
+        <w:pBdr>
+          <w:bottom w:val="single" w:sz="4" w:space="1" w:color="AAB4C0"/>
+        </w:pBdr>
       </w:pPr>
     </w:p>
     <w:p>
       <w:pPr>
-        <w:ind w:left="432"/>
-        <w:shd w:fill="FFF8E7"/>
+        <w:spacing w:before="260"/>
+        <w:pBdr>
+          <w:bottom w:val="single" w:sz="4" w:space="1" w:color="AAB4C0"/>
+        </w:pBdr>
       </w:pPr>
+    </w:p>
+    <w:p>
       <w:r>
         <w:rPr>
           <w:b/>
         </w:rPr>
-        <w:t>_</w:t>
+        <w:t>Q7.</w:t>
+      </w:r>
+      <w:r>
+        <w:t xml:space="preserve"> A route-planning app must find a route across a road network with millions of junctions. Explain why the app uses a </w:t>
       </w:r>
       <w:r>
         <w:rPr>
           <w:b/>
         </w:rPr>
-        <w:t>_</w:t>
+        <w:t>heuristic</w:t>
+      </w:r>
+      <w:r>
+        <w:t xml:space="preserve"> approach rather than examining every possible route. </w:t>
       </w:r>
       <w:r>
         <w:rPr>
           <w:b/>
         </w:rPr>
-        <w:t>_</w:t>
-      </w:r>
+        <w:t>[2]</w:t>
+      </w:r>
+      <w:r>
+        <w:t xml:space="preserve"> (AO1)</w:t>
+      </w:r>
+    </w:p>
+    <w:p>
+      <w:pPr>
+        <w:spacing w:before="260"/>
+        <w:pBdr>
+          <w:bottom w:val="single" w:sz="4" w:space="1" w:color="AAB4C0"/>
+        </w:pBdr>
+      </w:pPr>
+    </w:p>
+    <w:p>
+      <w:pPr>
+        <w:spacing w:before="260"/>
+        <w:pBdr>
+          <w:bottom w:val="single" w:sz="4" w:space="1" w:color="AAB4C0"/>
+        </w:pBdr>
+      </w:pPr>
+    </w:p>
+    <w:p>
+      <w:pPr>
+        <w:spacing w:before="260"/>
+        <w:pBdr>
+          <w:bottom w:val="single" w:sz="4" w:space="1" w:color="AAB4C0"/>
+        </w:pBdr>
+      </w:pPr>
+    </w:p>
+    <w:p>
       <w:r>
         <w:rPr>
           <w:b/>
         </w:rPr>
-        <w:t>_</w:t>
+        <w:t>Q8\</w:t>
+      </w:r>
+      <w:r>
+        <w:t>* A veterinary surgery is having software developed to store details of the animals it treats. The surgery treats dogs, cats and rabbits. All animals have a name, an owner and a date of last visit. Dogs additionally record whether they are microchipped; cats additionally record whether they are indoor-only.</w:t>
+      </w:r>
+    </w:p>
+    <w:p>
+      <w:r>
+        <w:t xml:space="preserve">Discuss how the developer could use </w:t>
       </w:r>
       <w:r>
         <w:rPr>
           <w:b/>
         </w:rPr>
-        <w:t>_</w:t>
+        <w:t>object-oriented programming</w:t>
+      </w:r>
+      <w:r>
+        <w:t xml:space="preserve"> to implement this system. You should refer to </w:t>
       </w:r>
       <w:r>
         <w:rPr>
           <w:b/>
         </w:rPr>
-        <w:t>_</w:t>
+        <w:t>classes, inheritance, encapsulation and polymorphism</w:t>
+      </w:r>
+      <w:r>
+        <w:t xml:space="preserve"> in your answer. </w:t>
       </w:r>
       <w:r>
         <w:rPr>
           <w:b/>
         </w:rPr>
-        <w:t>_</w:t>
-      </w:r>
-      <w:r>
-        <w:rPr>
-          <w:b/>
-        </w:rPr>
-        <w:t>_</w:t>
-      </w:r>
-      <w:r>
-        <w:rPr>
-          <w:b/>
-        </w:rPr>
-        <w:t>_</w:t>
-      </w:r>
-      <w:r>
-        <w:rPr>
-          <w:b/>
-        </w:rPr>
-        <w:t>_</w:t>
-      </w:r>
-      <w:r>
-        <w:rPr>
-          <w:b/>
-        </w:rPr>
-        <w:t>_</w:t>
-      </w:r>
-      <w:r>
-        <w:rPr>
-          <w:b/>
-        </w:rPr>
-        <w:t>_</w:t>
-      </w:r>
-      <w:r>
-        <w:rPr>
-          <w:b/>
-        </w:rPr>
-        <w:t>_</w:t>
-      </w:r>
-      <w:r>
-        <w:rPr>
-          <w:b/>
-        </w:rPr>
-      </w:r>
+        <w:t>[9]</w:t>
+      </w:r>
+      <w:r>
+        <w:t xml:space="preserve"> (AO3)</w:t>
+      </w:r>
+    </w:p>
+    <w:p>
+      <w:pPr>
+        <w:spacing w:before="260"/>
+        <w:pBdr>
+          <w:bottom w:val="single" w:sz="4" w:space="1" w:color="AAB4C0"/>
+        </w:pBdr>
+      </w:pPr>
+    </w:p>
+    <w:p>
+      <w:pPr>
+        <w:spacing w:before="260"/>
+        <w:pBdr>
+          <w:bottom w:val="single" w:sz="4" w:space="1" w:color="AAB4C0"/>
+        </w:pBdr>
+      </w:pPr>
+    </w:p>
+    <w:p>
+      <w:pPr>
+        <w:spacing w:before="260"/>
+        <w:pBdr>
+          <w:bottom w:val="single" w:sz="4" w:space="1" w:color="AAB4C0"/>
+        </w:pBdr>
+      </w:pPr>
+    </w:p>
+    <w:p>
+      <w:pPr>
+        <w:spacing w:before="260"/>
+        <w:pBdr>
+          <w:bottom w:val="single" w:sz="4" w:space="1" w:color="AAB4C0"/>
+        </w:pBdr>
+      </w:pPr>
+    </w:p>
+    <w:p>
+      <w:pPr>
+        <w:spacing w:before="260"/>
+        <w:pBdr>
+          <w:bottom w:val="single" w:sz="4" w:space="1" w:color="AAB4C0"/>
+        </w:pBdr>
+      </w:pPr>
+    </w:p>
+    <w:p>
+      <w:pPr>
+        <w:spacing w:before="260"/>
+        <w:pBdr>
+          <w:bottom w:val="single" w:sz="4" w:space="1" w:color="AAB4C0"/>
+        </w:pBdr>
+      </w:pPr>
+    </w:p>
+    <w:p>
+      <w:pPr>
+        <w:spacing w:before="260"/>
+        <w:pBdr>
+          <w:bottom w:val="single" w:sz="4" w:space="1" w:color="AAB4C0"/>
+        </w:pBdr>
+      </w:pPr>
+    </w:p>
+    <w:p>
+      <w:pPr>
+        <w:spacing w:before="260"/>
+        <w:pBdr>
+          <w:bottom w:val="single" w:sz="4" w:space="1" w:color="AAB4C0"/>
+        </w:pBdr>
+      </w:pPr>
+    </w:p>
+    <w:p>
+      <w:pPr>
+        <w:spacing w:before="260"/>
+        <w:pBdr>
+          <w:bottom w:val="single" w:sz="4" w:space="1" w:color="AAB4C0"/>
+        </w:pBdr>
+      </w:pPr>
+    </w:p>
+    <w:p>
+      <w:pPr>
+        <w:spacing w:before="260"/>
+        <w:pBdr>
+          <w:bottom w:val="single" w:sz="4" w:space="1" w:color="AAB4C0"/>
+        </w:pBdr>
+      </w:pPr>
+    </w:p>
+    <w:p>
+      <w:pPr>
+        <w:spacing w:before="260"/>
+        <w:pBdr>
+          <w:bottom w:val="single" w:sz="4" w:space="1" w:color="AAB4C0"/>
+        </w:pBdr>
+      </w:pPr>
+    </w:p>
+    <w:p>
+      <w:pPr>
+        <w:spacing w:before="260"/>
+        <w:pBdr>
+          <w:bottom w:val="single" w:sz="4" w:space="1" w:color="AAB4C0"/>
+        </w:pBdr>
+      </w:pPr>
     </w:p>
     <w:p>
       <w:pPr>
